--- a/export/ch05_draft_v2.docx
+++ b/export/ch05_draft_v2.docx
@@ -43,7 +43,13 @@
         <w:pStyle w:val="afd"/>
       </w:pPr>
       <w:r>
-        <w:t>Lewis et al. (2020)은 LLM이 지식을 보유하는 방식을 두 가지로 구분한다.[^web_01]</w:t>
+        <w:t>Lewis et al. (2020)은 LLM이 지식을 보유하는 방식을 두 가지로 구분한다.</w:t>
+      </w:r>
+      <w:r>
+        <w:rPr>
+          <w:rStyle w:val="footnote reference"/>
+        </w:rPr>
+        <w:footnoteReference w:id="12"/>
       </w:r>
     </w:p>
     <w:p>
@@ -51,7 +57,25 @@
         <w:pStyle w:val="afd"/>
       </w:pPr>
       <w:r>
-        <w:t>- **파라메트릭 메모리(Parametric Memory)**: 모델의 가중치(파라미터) 안에 학습을 통해 인코딩된 지식이다. 모델이 실행될 때 외부 저장소를 참조하지 않고 가중치에서 직접 꺼내 쓰는 지식이다. - **비파라메트릭 메모리(Non-Parametric Memory)**: 모델 외부의 저장소(데이터베이스, 문서 저장소 등)에 보관되며, 필요할 때 검색을 통해 가져오는 지식이다. 가중치를 변경하지 않아도 내용을 갱신할 수 있다.</w:t>
+        <w:t xml:space="preserve">- </w:t>
+      </w:r>
+      <w:r>
+        <w:rPr>
+          <w:b/>
+        </w:rPr>
+        <w:t>파라메트릭 메모리(Parametric Memory)</w:t>
+      </w:r>
+      <w:r>
+        <w:t xml:space="preserve">: 모델의 가중치(파라미터) 안에 학습을 통해 인코딩된 지식이다. 모델이 실행될 때 외부 저장소를 참조하지 않고 가중치에서 직접 꺼내 쓰는 지식이다. - </w:t>
+      </w:r>
+      <w:r>
+        <w:rPr>
+          <w:b/>
+        </w:rPr>
+        <w:t>비파라메트릭 메모리(Non-Parametric Memory)</w:t>
+      </w:r>
+      <w:r>
+        <w:t>: 모델 외부의 저장소(데이터베이스, 문서 저장소 등)에 보관되며, 필요할 때 검색을 통해 가져오는 지식이다. 가중치를 변경하지 않아도 내용을 갱신할 수 있다.</w:t>
       </w:r>
     </w:p>
     <w:p>
@@ -282,7 +306,16 @@
         <w:pStyle w:val="afd"/>
       </w:pPr>
       <w:r>
-        <w:t>환각이란 LLM이 사실적으로 틀리거나 근거가 없는 내용을 생성하면서도, 표현상으로는 확신에 찬 어조를 유지하는 현상을 가리킨다.[^web_08] 잘못된 정보가 "잘못되었다"는 신호 없이 출력된다는 점이 핵심적인 위험이다. 환각은 완전히 없는 사실을 만들어내는 경우(사실 충돌형)와 실재하는 정보를 잘못 조합하거나 왜곡하는 경우(충실도 결여형)로 나뉜다.</w:t>
+        <w:t>환각이란 LLM이 사실적으로 틀리거나 근거가 없는 내용을 생성하면서도, 표현상으로는 확신에 찬 어조를 유지하는 현상을 가리킨다.</w:t>
+      </w:r>
+      <w:r>
+        <w:rPr>
+          <w:rStyle w:val="footnote reference"/>
+        </w:rPr>
+        <w:footnoteReference w:id="13"/>
+      </w:r>
+      <w:r>
+        <w:t xml:space="preserve"> 잘못된 정보가 "잘못되었다"는 신호 없이 출력된다는 점이 핵심적인 위험이다. 환각은 완전히 없는 사실을 만들어내는 경우(사실 충돌형)와 실재하는 정보를 잘못 조합하거나 왜곡하는 경우(충실도 결여형)로 나뉜다.</w:t>
       </w:r>
     </w:p>
     <w:p>
@@ -298,9 +331,9 @@
       </w:r>
       <w:r>
         <w:rPr>
-          <w:vertAlign w:val="superscript"/>
-        </w:rPr>
-        <w:t>[web_08]</w:t>
+          <w:rStyle w:val="footnote reference"/>
+        </w:rPr>
+        <w:footnoteReference w:id="14"/>
       </w:r>
       <w:r>
         <w:t xml:space="preserve"> 모델은 존재하지 않는 판례의 이름, 법원명, 판결 연도까지 구체적으로 생성했다. 법률 영역처럼 도메인 특화 지식이 중요한 분야에서 LLM 단독으로 판단을 내릴 때 어떤 결과가 발생할 수 있는지를 보여주는 사례다.</w:t>
@@ -333,9 +366,9 @@
       </w:r>
       <w:r>
         <w:rPr>
-          <w:vertAlign w:val="superscript"/>
-        </w:rPr>
-        <w:t>[web_11]</w:t>
+          <w:rStyle w:val="footnote reference"/>
+        </w:rPr>
+        <w:footnoteReference w:id="15"/>
       </w:r>
       <w:r>
         <w:t xml:space="preserve"> 관련된 파라메트릭 메모리가 빈약할수록, 모델은 일반적인 언어 패턴에만 의존해 그럴듯한 내용을 채워 넣으려 하기 때문이다.</w:t>
@@ -426,9 +459,9 @@
       </w:r>
       <w:r>
         <w:rPr>
-          <w:vertAlign w:val="superscript"/>
-        </w:rPr>
-        <w:t>[web_03]</w:t>
+          <w:rStyle w:val="footnote reference"/>
+        </w:rPr>
+        <w:footnoteReference w:id="16"/>
       </w:r>
       <w:r>
         <w:t xml:space="preserve"> "검색이 이상하다"는 진단 언어는 이 다양한 실패를 하나의 버킷에 쓸어 담아버린다.</w:t>
@@ -680,9 +713,9 @@
       </w:r>
       <w:r>
         <w:rPr>
-          <w:vertAlign w:val="superscript"/>
-        </w:rPr>
-        <w:t>[web_02]</w:t>
+          <w:rStyle w:val="footnote reference"/>
+        </w:rPr>
+        <w:footnoteReference w:id="17"/>
       </w:r>
       <w:r>
         <w:t xml:space="preserve"> 질문을 그대로 검색 쿼리로 전환하고, 유사 문서를 검색하고, 검색 결과를 그대로 컨텍스트에 붙여 생성 단계로 넘기는 구조다.</w:t>
@@ -701,7 +734,13 @@
         <w:pStyle w:val="a8"/>
       </w:pPr>
       <w:r>
-        <w:t>Gao et al. (2024)이 정의한 Naive RAG는 다음 네 단계로 구성된다.[^web_02]</w:t>
+        <w:t>Gao et al. (2024)이 정의한 Naive RAG는 다음 네 단계로 구성된다.</w:t>
+      </w:r>
+      <w:r>
+        <w:rPr>
+          <w:rStyle w:val="footnote reference"/>
+        </w:rPr>
+        <w:footnoteReference w:id="18"/>
       </w:r>
     </w:p>
     <w:p>
@@ -709,7 +748,43 @@
         <w:pStyle w:val="a8"/>
       </w:pPr>
       <w:r>
-        <w:t>1. **인덱싱(Indexing)**: 문서를 청크(chunk, 조각)로 분할하고 임베딩하여 벡터 저장소에 적재한다. 2. **검색(Retrieval)**: 사용자 질문을 임베딩하여 유사도가 높은 청크를 벡터 저장소에서 꺼낸다. 3. **컨텍스트 구성(Augmentation)**: 검색된 청크를 그대로 프롬프트에 붙인다. 4. **생성(Generation)**: 컨텍스트가 포함된 프롬프트를 LLM에 전달하여 답변을 생성한다.</w:t>
+        <w:t xml:space="preserve">1. </w:t>
+      </w:r>
+      <w:r>
+        <w:rPr>
+          <w:b/>
+        </w:rPr>
+        <w:t>인덱싱(Indexing)</w:t>
+      </w:r>
+      <w:r>
+        <w:t xml:space="preserve">: 문서를 청크(chunk, 조각)로 분할하고 임베딩하여 벡터 저장소에 적재한다. 2. </w:t>
+      </w:r>
+      <w:r>
+        <w:rPr>
+          <w:b/>
+        </w:rPr>
+        <w:t>검색(Retrieval)</w:t>
+      </w:r>
+      <w:r>
+        <w:t xml:space="preserve">: 사용자 질문을 임베딩하여 유사도가 높은 청크를 벡터 저장소에서 꺼낸다. 3. </w:t>
+      </w:r>
+      <w:r>
+        <w:rPr>
+          <w:b/>
+        </w:rPr>
+        <w:t>컨텍스트 구성(Augmentation)</w:t>
+      </w:r>
+      <w:r>
+        <w:t xml:space="preserve">: 검색된 청크를 그대로 프롬프트에 붙인다. 4. </w:t>
+      </w:r>
+      <w:r>
+        <w:rPr>
+          <w:b/>
+        </w:rPr>
+        <w:t>생성(Generation)</w:t>
+      </w:r>
+      <w:r>
+        <w:t>: 컨텍스트가 포함된 프롬프트를 LLM에 전달하여 답변을 생성한다.</w:t>
       </w:r>
     </w:p>
     <w:p>
@@ -739,9 +814,9 @@
       </w:r>
       <w:r>
         <w:rPr>
-          <w:vertAlign w:val="superscript"/>
-        </w:rPr>
-        <w:t>[web_12]</w:t>
+          <w:rStyle w:val="footnote reference"/>
+        </w:rPr>
+        <w:footnoteReference w:id="19"/>
       </w:r>
       <w:r>
         <w:t xml:space="preserve"> 이 사실은 중요한 함의를 가진다. RAG를 도입했을 때 남아 있는 품질 문제의 상당 부분이 모델 자체의 한계가 아니라 파이프라인 설계의 결함에서 비롯된다는 것이다.</w:t>
@@ -760,9 +835,9 @@
       </w:r>
       <w:r>
         <w:rPr>
-          <w:vertAlign w:val="superscript"/>
-        </w:rPr>
-        <w:t>[web_03]</w:t>
+          <w:rStyle w:val="footnote reference"/>
+        </w:rPr>
+        <w:footnoteReference w:id="20"/>
       </w:r>
       <w:r>
         <w:t xml:space="preserve"> RAG를 기능으로 보면 이 구조적 문제를 인식할 언어가 없다. "RAG를 붙였는데 왜 이상한 답이 나오는가"라는 질문은 "검색이 이상하다"와 "모델이 나쁘다" 사이에서 진단이 헛돌고, 정작 고쳐야 할 지점은 계속 보이지 않는다.</w:t>
@@ -835,9 +910,9 @@
       </w:r>
       <w:r>
         <w:rPr>
-          <w:vertAlign w:val="superscript"/>
-        </w:rPr>
-        <w:t>[web_07]</w:t>
+          <w:rStyle w:val="footnote reference"/>
+        </w:rPr>
+        <w:footnoteReference w:id="21"/>
       </w:r>
       <w:r>
         <w:t xml:space="preserve"> 학술 논문이 아닌 산업 현장에서도 이미 같은 언어가 쓰이고 있다는 점은 의미가 있다. "기능을 추가한다"는 표현과 "아키텍처 패턴을 적용한다"는 표현은 설계자의 사고방식 전체를 다르게 만든다.</w:t>
@@ -1088,9 +1163,9 @@
       </w:r>
       <w:r>
         <w:rPr>
-          <w:vertAlign w:val="superscript"/>
-        </w:rPr>
-        <w:t>[web_04]</w:t>
+          <w:rStyle w:val="footnote reference"/>
+        </w:rPr>
+        <w:footnoteReference w:id="22"/>
       </w:r>
       <w:r>
         <w:t xml:space="preserve"> 검색 모듈에서의 판단과 컨텍스트 구성 모듈에서의 판단은 서로 독립적이다. 어느 하나가 잘 작동해도 다른 하나가 실패하면 전체 출력이 손상된다.</w:t>
@@ -1373,7 +1448,19 @@
         <w:pStyle w:val="a8"/>
       </w:pPr>
       <w:r>
-        <w:t>RAG의 구조적 진화는 "기능에서 아키텍처로"의 이동 궤적을 따른다.[^web_02][^web_04]</w:t>
+        <w:t>RAG의 구조적 진화는 "기능에서 아키텍처로"의 이동 궤적을 따른다.</w:t>
+      </w:r>
+      <w:r>
+        <w:rPr>
+          <w:rStyle w:val="footnote reference"/>
+        </w:rPr>
+        <w:footnoteReference w:id="23"/>
+      </w:r>
+      <w:r>
+        <w:rPr>
+          <w:rStyle w:val="footnote reference"/>
+        </w:rPr>
+        <w:footnoteReference w:id="24"/>
       </w:r>
     </w:p>
     <w:p>
@@ -1381,7 +1468,13 @@
         <w:pStyle w:val="a8"/>
       </w:pPr>
       <w:r>
-        <w:t>**Naive RAG**: 질문을 그대로 검색 쿼리로 전환하고, 유사 청크를 프롬프트에 연결한 후 생성한다. 각 단계는 고정된 처리 절차이며, 설계 판단의 여지가 거의 없다. "검색을 붙인다"는 기능 관점이 가장 자연스럽게 구현되는 형태다.</w:t>
+        <w:rPr>
+          <w:b/>
+        </w:rPr>
+        <w:t>Naive RAG</w:t>
+      </w:r>
+      <w:r>
+        <w:t>: 질문을 그대로 검색 쿼리로 전환하고, 유사 청크를 프롬프트에 연결한 후 생성한다. 각 단계는 고정된 처리 절차이며, 설계 판단의 여지가 거의 없다. "검색을 붙인다"는 기능 관점이 가장 자연스럽게 구현되는 형태다.</w:t>
       </w:r>
     </w:p>
     <w:p>
@@ -1389,7 +1482,13 @@
         <w:pStyle w:val="a8"/>
       </w:pPr>
       <w:r>
-        <w:t>**Advanced RAG**: 청킹 전략, 하이브리드 검색(키워드 + 의미 기반), 재순위화(reranking), 쿼리 재작성 등 각 단계에 명시적인 설계 판단이 개입하기 시작한다. "기능"이었던 것들이 "조정 가능한 변수"가 된다. 그러나 전체 파이프라인의 구조는 여전히 고정되어 있다.</w:t>
+        <w:rPr>
+          <w:b/>
+        </w:rPr>
+        <w:t>Advanced RAG</w:t>
+      </w:r>
+      <w:r>
+        <w:t>: 청킹 전략, 하이브리드 검색(키워드 + 의미 기반), 재순위화(reranking), 쿼리 재작성 등 각 단계에 명시적인 설계 판단이 개입하기 시작한다. "기능"이었던 것들이 "조정 가능한 변수"가 된다. 그러나 전체 파이프라인의 구조는 여전히 고정되어 있다.</w:t>
       </w:r>
     </w:p>
     <w:p>
@@ -1397,7 +1496,13 @@
         <w:pStyle w:val="a8"/>
       </w:pPr>
       <w:r>
-        <w:t>**Modular RAG**: 각 처리 단계를 독립적인 모듈로 분리하고, 필요에 따라 재구성하거나 교체할 수 있는 프레임워크로 진화한다. 라우팅, 적응적 검색(adaptive retrieval), 반복 검색(iterative retrieval) 등이 이 단계에서 등장한다. 각 모듈이 독립적인 아키텍처 선택 지점이 된다. "기능을 붙인다"는 언어는 이 수준에서 더 이상 유효하지 않다.</w:t>
+        <w:rPr>
+          <w:b/>
+        </w:rPr>
+        <w:t>Modular RAG</w:t>
+      </w:r>
+      <w:r>
+        <w:t>: 각 처리 단계를 독립적인 모듈로 분리하고, 필요에 따라 재구성하거나 교체할 수 있는 프레임워크로 진화한다. 라우팅, 적응적 검색(adaptive retrieval), 반복 검색(iterative retrieval) 등이 이 단계에서 등장한다. 각 모듈이 독립적인 아키텍처 선택 지점이 된다. "기능을 붙인다"는 언어는 이 수준에서 더 이상 유효하지 않다.</w:t>
       </w:r>
     </w:p>
     <w:p>
@@ -1429,9 +1534,9 @@
       </w:r>
       <w:r>
         <w:rPr>
-          <w:vertAlign w:val="superscript"/>
-        </w:rPr>
-        <w:t>[web_06]</w:t>
+          <w:rStyle w:val="footnote reference"/>
+        </w:rPr>
+        <w:footnoteReference w:id="25"/>
       </w:r>
       <w:r>
         <w:t xml:space="preserve"> "RAG를 아키텍처로 본다"는 것은 곧 각 통제 지점에서 하네스가 작동해야 한다는 인식과 연결된다.</w:t>
@@ -1458,7 +1563,13 @@
         <w:pStyle w:val="afd"/>
       </w:pPr>
       <w:r>
-        <w:t>**기능 관점**: "사용자의 질문을 받아 관련 문서를 검색하고, 검색 결과와 함께 LLM에 질의하여 답변을 생성하는 시스템이다."</w:t>
+        <w:rPr>
+          <w:b/>
+        </w:rPr>
+        <w:t>기능 관점</w:t>
+      </w:r>
+      <w:r>
+        <w:t>: "사용자의 질문을 받아 관련 문서를 검색하고, 검색 결과와 함께 LLM에 질의하여 답변을 생성하는 시스템이다."</w:t>
       </w:r>
     </w:p>
     <w:p>
@@ -1466,7 +1577,13 @@
         <w:pStyle w:val="afd"/>
       </w:pPr>
       <w:r>
-        <w:t>**아키텍처 관점**: "색인 단계에서 문서의 의미 단위를 보존하는 청킹 전략을 적용하고, 검색 단계에서 의미 유사도와 키워드 기반 검색을 결합한 후 재순위화를 거쳐 관련성을 검증한다. 컨텍스트 구성 단계에서는 중복 제거와 배치 순서를 설계하며, 생성 이후에는 출력이 컨텍스트에 근거하고 있는지를 별도 단계에서 확인한다."</w:t>
+        <w:rPr>
+          <w:b/>
+        </w:rPr>
+        <w:t>아키텍처 관점</w:t>
+      </w:r>
+      <w:r>
+        <w:t>: "색인 단계에서 문서의 의미 단위를 보존하는 청킹 전략을 적용하고, 검색 단계에서 의미 유사도와 키워드 기반 검색을 결합한 후 재순위화를 거쳐 관련성을 검증한다. 컨텍스트 구성 단계에서는 중복 제거와 배치 순서를 설계하며, 생성 이후에는 출력이 컨텍스트에 근거하고 있는지를 별도 단계에서 확인한다."</w:t>
       </w:r>
     </w:p>
     <w:p>
@@ -2023,9 +2140,9 @@
       </w:r>
       <w:r>
         <w:rPr>
-          <w:vertAlign w:val="superscript"/>
-        </w:rPr>
-        <w:t>[web_06]</w:t>
+          <w:rStyle w:val="footnote reference"/>
+        </w:rPr>
+        <w:footnoteReference w:id="26"/>
       </w:r>
       <w:r>
         <w:t xml:space="preserve"> 이 절에서 각 단계를 분리해서 설명하는 것도 같은 이유에서다.</w:t>
@@ -2046,9 +2163,9 @@
       </w:r>
       <w:r>
         <w:rPr>
-          <w:vertAlign w:val="superscript"/>
-        </w:rPr>
-        <w:t>[web_02]</w:t>
+          <w:rStyle w:val="footnote reference"/>
+        </w:rPr>
+        <w:footnoteReference w:id="27"/>
       </w:r>
     </w:p>
     <w:p>
@@ -2086,7 +2203,13 @@
         <w:pStyle w:val="a8"/>
       </w:pPr>
       <w:r>
-        <w:t>**문장 단위 청킹**: 문장 경계를 기준으로 분할한다. 청크가 작아서 정밀한 검색이 가능하지만, 단일 문장만으로는 맥락이 사라지는 경우가 많다. "규정 위반 시 해고될 수 있다"는 문장은 어떤 규정인지, 어떤 상황인지에 대한 정보 없이는 의미가 제한된다.</w:t>
+        <w:rPr>
+          <w:b/>
+        </w:rPr>
+        <w:t>문장 단위 청킹</w:t>
+      </w:r>
+      <w:r>
+        <w:t>: 문장 경계를 기준으로 분할한다. 청크가 작아서 정밀한 검색이 가능하지만, 단일 문장만으로는 맥락이 사라지는 경우가 많다. "규정 위반 시 해고될 수 있다"는 문장은 어떤 규정인지, 어떤 상황인지에 대한 정보 없이는 의미가 제한된다.</w:t>
       </w:r>
     </w:p>
     <w:p>
@@ -2094,7 +2217,13 @@
         <w:pStyle w:val="a8"/>
       </w:pPr>
       <w:r>
-        <w:t>**단락 단위 청킹**: 단락이나 섹션 경계를 기준으로 분할한다. 맥락을 더 잘 보존하지만, 청크가 커질수록 하나의 청크 안에 관련 없는 정보가 섞일 확률이 높아진다. 검색된 청크 전체가 관련 있지 않은 상황에서도 모델에 전달될 수 있다.</w:t>
+        <w:rPr>
+          <w:b/>
+        </w:rPr>
+        <w:t>단락 단위 청킹</w:t>
+      </w:r>
+      <w:r>
+        <w:t>: 단락이나 섹션 경계를 기준으로 분할한다. 맥락을 더 잘 보존하지만, 청크가 커질수록 하나의 청크 안에 관련 없는 정보가 섞일 확률이 높아진다. 검색된 청크 전체가 관련 있지 않은 상황에서도 모델에 전달될 수 있다.</w:t>
       </w:r>
     </w:p>
     <w:p>
@@ -2102,7 +2231,13 @@
         <w:pStyle w:val="a8"/>
       </w:pPr>
       <w:r>
-        <w:t>**의미 단위 청킹(Semantic Chunking)**: 텍스트의 주제 경계나 의미 유사성을 기준으로 분할한다. 맥락 보존과 정밀도 사이의 균형을 추구하지만, 구현 복잡도가 높고 도메인에 따라 효과가 달라진다.</w:t>
+        <w:rPr>
+          <w:b/>
+        </w:rPr>
+        <w:t>의미 단위 청킹(Semantic Chunking)</w:t>
+      </w:r>
+      <w:r>
+        <w:t>: 텍스트의 주제 경계나 의미 유사성을 기준으로 분할한다. 맥락 보존과 정밀도 사이의 균형을 추구하지만, 구현 복잡도가 높고 도메인에 따라 효과가 달라진다.</w:t>
       </w:r>
     </w:p>
     <w:p>
@@ -2134,9 +2269,9 @@
       </w:r>
       <w:r>
         <w:rPr>
-          <w:vertAlign w:val="superscript"/>
-        </w:rPr>
-        <w:t>[web_04]</w:t>
+          <w:rStyle w:val="footnote reference"/>
+        </w:rPr>
+        <w:footnoteReference w:id="28"/>
       </w:r>
       <w:r>
         <w:t xml:space="preserve"> 색인 방식의 선택은 검색 단계에서 어떤 종류의 검색이 가능한지를 규정한다.</w:t>
@@ -2171,9 +2306,9 @@
       </w:r>
       <w:r>
         <w:rPr>
-          <w:vertAlign w:val="superscript"/>
-        </w:rPr>
-        <w:t>[web_02]</w:t>
+          <w:rStyle w:val="footnote reference"/>
+        </w:rPr>
+        <w:footnoteReference w:id="29"/>
       </w:r>
     </w:p>
     <w:p>
@@ -2223,7 +2358,16 @@
         <w:pStyle w:val="afd"/>
       </w:pPr>
       <w:r>
-        <w:t>Asai et al. (2023)의 Self-RAG는 검색 여부 자체를 모델이 동적으로 판단하도록 설계한 접근이다.[^web_05] 모든 입력에 대해 무조건 검색을 수행하는 대신, 특수 토큰(reflection token)을 통해 "이 질문에 외부 정보가 필요한가"를 먼저 판단한다.</w:t>
+        <w:t>Asai et al. (2023)의 Self-RAG는 검색 여부 자체를 모델이 동적으로 판단하도록 설계한 접근이다.</w:t>
+      </w:r>
+      <w:r>
+        <w:rPr>
+          <w:rStyle w:val="footnote reference"/>
+        </w:rPr>
+        <w:footnoteReference w:id="30"/>
+      </w:r>
+      <w:r>
+        <w:t xml:space="preserve"> 모든 입력에 대해 무조건 검색을 수행하는 대신, 특수 토큰(reflection token)을 통해 "이 질문에 외부 정보가 필요한가"를 먼저 판단한다.</w:t>
       </w:r>
     </w:p>
     <w:p>
@@ -2315,9 +2459,9 @@
       </w:r>
       <w:r>
         <w:rPr>
-          <w:vertAlign w:val="superscript"/>
-        </w:rPr>
-        <w:t>[web_04]</w:t>
+          <w:rStyle w:val="footnote reference"/>
+        </w:rPr>
+        <w:footnoteReference w:id="31"/>
       </w:r>
     </w:p>
     <w:p>
@@ -2356,9 +2500,9 @@
       </w:r>
       <w:r>
         <w:rPr>
-          <w:vertAlign w:val="superscript"/>
-        </w:rPr>
-        <w:t>[web_06]</w:t>
+          <w:rStyle w:val="footnote reference"/>
+        </w:rPr>
+        <w:footnoteReference w:id="32"/>
       </w:r>
       <w:r>
         <w:t xml:space="preserve"> 둘째, </w:t>
@@ -2389,9 +2533,9 @@
       </w:r>
       <w:r>
         <w:rPr>
-          <w:vertAlign w:val="superscript"/>
-        </w:rPr>
-        <w:t>[web_03]</w:t>
+          <w:rStyle w:val="footnote reference"/>
+        </w:rPr>
+        <w:footnoteReference w:id="33"/>
       </w:r>
       <w:r>
         <w:t xml:space="preserve"> 이 단계를 파이프라인에 명시적으로 설계하지 않으면, 오류는 사용자에게 그대로 전달된다.</w:t>
@@ -2444,18 +2588,18 @@
       </w:r>
       <w:r>
         <w:rPr>
-          <w:vertAlign w:val="superscript"/>
-        </w:rPr>
-        <w:t>[web_03]</w:t>
+          <w:rStyle w:val="footnote reference"/>
+        </w:rPr>
+        <w:footnoteReference w:id="34"/>
       </w:r>
       <w:r>
         <w:t xml:space="preserve"> 이 분류에서 주목할 점은 실패가 생성 단계에만 집중되지 않는다는 것이다. 청킹 전략, 임베딩 품질, 인덱스 구조, 검색 쿼리 구성, 컨텍스트 배치 방식, 프롬프트 설계, 출력 검증에 이르기까지, 실패는 파이프라인 전 구간에 분산되어 나타난다. 그리고 이 실패들 중 다수는 시스템이 운영되기 전에는 드러나지 않는다.</w:t>
       </w:r>
       <w:r>
         <w:rPr>
-          <w:vertAlign w:val="superscript"/>
-        </w:rPr>
-        <w:t>[web_03]</w:t>
+          <w:rStyle w:val="footnote reference"/>
+        </w:rPr>
+        <w:footnoteReference w:id="35"/>
       </w:r>
     </w:p>
     <w:p>
@@ -2735,7 +2879,13 @@
         <w:pStyle w:val="a8"/>
       </w:pPr>
       <w:r>
-        <w:t>RAG 파이프라인의 실패는 단계 내부에 머물지 않고 하류로 전파되는 경향이 있다. 청킹 단계에서 문장이 의미 단위 중간에 잘리면, 그 청크는 임베딩 단계에서 불완전한 의미 벡터를 갖게 된다. 불완전한 벡터는 검색 단계에서 낮은 유사도 점수를 받거나 부정확한 문서와 함께 묶인다. 부정확한 청크가 컨텍스트에 포함되면, 생성 단계에서 모델은 그 노이즈를 처리해야 한다. 노이즈가 많아질수록 생성된 답변의 Faithfulness(생성 결과가 제공된 컨텍스트에 얼마나 충실한가를 나타내는 지표)가 낮아진다.[^web_06]</w:t>
+        <w:t>RAG 파이프라인의 실패는 단계 내부에 머물지 않고 하류로 전파되는 경향이 있다. 청킹 단계에서 문장이 의미 단위 중간에 잘리면, 그 청크는 임베딩 단계에서 불완전한 의미 벡터를 갖게 된다. 불완전한 벡터는 검색 단계에서 낮은 유사도 점수를 받거나 부정확한 문서와 함께 묶인다. 부정확한 청크가 컨텍스트에 포함되면, 생성 단계에서 모델은 그 노이즈를 처리해야 한다. 노이즈가 많아질수록 생성된 답변의 Faithfulness(생성 결과가 제공된 컨텍스트에 얼마나 충실한가를 나타내는 지표)가 낮아진다.</w:t>
+      </w:r>
+      <w:r>
+        <w:rPr>
+          <w:rStyle w:val="footnote reference"/>
+        </w:rPr>
+        <w:footnoteReference w:id="36"/>
       </w:r>
     </w:p>
     <w:p>
@@ -2743,7 +2893,13 @@
         <w:pStyle w:val="a8"/>
       </w:pPr>
       <w:r>
-        <w:t>이 연쇄 구조는 RAGEC 프레임워크에서도 확인된다. 청킹과 검색 오류가 환각보다 빈번하게 발생한다는 실증 결과는, 생성 단계가 아니라 파이프라인 앞단의 설계 결함이 실제 운영 실패의 주요 원인임을 시사한다.[^web_12]</w:t>
+        <w:t>이 연쇄 구조는 RAGEC 프레임워크에서도 확인된다. 청킹과 검색 오류가 환각보다 빈번하게 발생한다는 실증 결과는, 생성 단계가 아니라 파이프라인 앞단의 설계 결함이 실제 운영 실패의 주요 원인임을 시사한다.</w:t>
+      </w:r>
+      <w:r>
+        <w:rPr>
+          <w:rStyle w:val="footnote reference"/>
+        </w:rPr>
+        <w:footnoteReference w:id="37"/>
       </w:r>
     </w:p>
     <w:p>
@@ -2773,9 +2929,9 @@
       </w:r>
       <w:r>
         <w:rPr>
-          <w:vertAlign w:val="superscript"/>
-        </w:rPr>
-        <w:t>[web_03]</w:t>
+          <w:rStyle w:val="footnote reference"/>
+        </w:rPr>
+        <w:footnoteReference w:id="38"/>
       </w:r>
       <w:r>
         <w:t xml:space="preserve"> 이 말이 개발 단계의 테스트가 불필요하다는 뜻은 아니다. 오히려 RAG 파이프라인을 설계할 때, 운영 중에 각 단계의 품질을 독립적으로 모니터링하고 진단할 수 있는 구조를 처음부터 갖추어야 한다는 의미다.</w:t>
@@ -2794,7 +2950,16 @@
         <w:pStyle w:val="afd"/>
       </w:pPr>
       <w:r>
-        <w:t>RAG 파이프라인을 구성할 때 각 단계의 출력을 로깅하고 평가할 수 있도록 설계하는 것이 권장된다. 예를 들어, 검색 단계에서는 회수된 청크의 유사도 점수와 개수를 기록하고, 컨텍스트 구성 단계에서는 최종적으로 포함된 청크의 출처와 순서를 남기며, 생성 단계에서는 Faithfulness 점수를 함께 기록한다. RAGAS와 같은 평가 프레임워크는 이 각 단계를 독립적으로 평가하는 메트릭을 제공한다.[^web_06] 각 단계를 독립적으로 측정할 수 있어야, 실패가 발생했을 때 어느 단계를 수정해야 하는지 빠르게 판단할 수 있다.</w:t>
+        <w:t>RAG 파이프라인을 구성할 때 각 단계의 출력을 로깅하고 평가할 수 있도록 설계하는 것이 권장된다. 예를 들어, 검색 단계에서는 회수된 청크의 유사도 점수와 개수를 기록하고, 컨텍스트 구성 단계에서는 최종적으로 포함된 청크의 출처와 순서를 남기며, 생성 단계에서는 Faithfulness 점수를 함께 기록한다. RAGAS와 같은 평가 프레임워크는 이 각 단계를 독립적으로 평가하는 메트릭을 제공한다.</w:t>
+      </w:r>
+      <w:r>
+        <w:rPr>
+          <w:rStyle w:val="footnote reference"/>
+        </w:rPr>
+        <w:footnoteReference w:id="39"/>
+      </w:r>
+      <w:r>
+        <w:t xml:space="preserve"> 각 단계를 독립적으로 측정할 수 있어야, 실패가 발생했을 때 어느 단계를 수정해야 하는지 빠르게 판단할 수 있다.</w:t>
       </w:r>
     </w:p>
     <w:p>
@@ -2810,9 +2975,9 @@
       </w:r>
       <w:r>
         <w:rPr>
-          <w:vertAlign w:val="superscript"/>
-        </w:rPr>
-        <w:t>[web_09]</w:t>
+          <w:rStyle w:val="footnote reference"/>
+        </w:rPr>
+        <w:footnoteReference w:id="40"/>
       </w:r>
       <w:r>
         <w:t xml:space="preserve"> 6장에서는 이 판단의 기준, 즉 RAG를 선택한다는 것이 어떤 트레이드오프를 수반하는지를 구체적으로 살펴본다.</w:t>
@@ -4109,6 +4274,557 @@
       </w:r>
       <w:r>
         <w:t>. 2024. </w:t>
+      </w:r>
+    </w:p>
+  </w:footnote>
+  <w:footnote w:id="12">
+    <w:p>
+      <w:pPr>
+        <w:pStyle w:val="footnote text"/>
+      </w:pPr>
+      <w:r>
+        <w:rPr>
+          <w:rStyle w:val="footnote reference"/>
+        </w:rPr>
+        <w:footnoteRef/>
+      </w:r>
+      <w:r>
+        <w:t xml:space="preserve"> </w:t>
+      </w:r>
+      <w:r>
+        <w:t xml:space="preserve">Lewis, P., Perez, E., Piktus, A., Petroni, F., Karpukhin, V., Goyal, N., ... &amp; Kiela, D. (2020). Retrieval-Augmented Generation for Knowledge-Intensive NLP Tasks. *Advances in Neural Information Processing Systems (NeurIPS)*, 33, 9459–9474.</w:t>
+      </w:r>
+    </w:p>
+  </w:footnote>
+  <w:footnote w:id="13">
+    <w:p>
+      <w:pPr>
+        <w:pStyle w:val="footnote text"/>
+      </w:pPr>
+      <w:r>
+        <w:rPr>
+          <w:rStyle w:val="footnote reference"/>
+        </w:rPr>
+        <w:footnoteRef/>
+      </w:r>
+      <w:r>
+        <w:t xml:space="preserve"> </w:t>
+      </w:r>
+      <w:r>
+        <w:t xml:space="preserve">Huang, L., Yu, W., Ma, W., Zhong, W., Feng, Z., Wang, H., ... &amp; Liu, T. (2023). A Survey on Hallucination in Large Language Models: Principles, Taxonomy, Challenges, and Open Questions. *arXiv preprint arXiv:2311.05232*.</w:t>
+      </w:r>
+    </w:p>
+  </w:footnote>
+  <w:footnote w:id="14">
+    <w:p>
+      <w:pPr>
+        <w:pStyle w:val="footnote text"/>
+      </w:pPr>
+      <w:r>
+        <w:rPr>
+          <w:rStyle w:val="footnote reference"/>
+        </w:rPr>
+        <w:footnoteRef/>
+      </w:r>
+      <w:r>
+        <w:t xml:space="preserve"> </w:t>
+      </w:r>
+      <w:r>
+        <w:t xml:space="preserve">Huang, L., Yu, W., Ma, W., Zhong, W., Feng, Z., Wang, H., ... &amp; Liu, T. (2023). A Survey on Hallucination in Large Language Models: Principles, Taxonomy, Challenges, and Open Questions. *arXiv preprint arXiv:2311.05232*.</w:t>
+      </w:r>
+    </w:p>
+  </w:footnote>
+  <w:footnote w:id="15">
+    <w:p>
+      <w:pPr>
+        <w:pStyle w:val="footnote text"/>
+      </w:pPr>
+      <w:r>
+        <w:rPr>
+          <w:rStyle w:val="footnote reference"/>
+        </w:rPr>
+        <w:footnoteRef/>
+      </w:r>
+      <w:r>
+        <w:t xml:space="preserve"> </w:t>
+      </w:r>
+      <w:r>
+        <w:t xml:space="preserve">Shi, W., Min, S., Yasunaga, M., Seo, M., James, R., Lewis, M., ... &amp; Zettlemoyer, L. (2023). REPLUG: Retrieval-Augmented Language Model Pre-Training. *arXiv preprint arXiv:2301.12652*. (검색 실패 시 생성 환각이 연쇄적으로 발생하는 구조에 관한 분석을 포함한다.)</w:t>
+      </w:r>
+    </w:p>
+  </w:footnote>
+  <w:footnote w:id="16">
+    <w:p>
+      <w:pPr>
+        <w:pStyle w:val="footnote text"/>
+      </w:pPr>
+      <w:r>
+        <w:rPr>
+          <w:rStyle w:val="footnote reference"/>
+        </w:rPr>
+        <w:footnoteRef/>
+      </w:r>
+      <w:r>
+        <w:t xml:space="preserve"> </w:t>
+      </w:r>
+      <w:r>
+        <w:t xml:space="preserve">Barnett, S., Kurniawan, S., Thudumu, S., Brannelly, Z., &amp; Abdelrazek, M. (2024). Seven Failure Points When Engineering a Retrieval Augmented Generation System. *arXiv preprint arXiv:2401.05856*.</w:t>
+      </w:r>
+    </w:p>
+  </w:footnote>
+  <w:footnote w:id="17">
+    <w:p>
+      <w:pPr>
+        <w:pStyle w:val="footnote text"/>
+      </w:pPr>
+      <w:r>
+        <w:rPr>
+          <w:rStyle w:val="footnote reference"/>
+        </w:rPr>
+        <w:footnoteRef/>
+      </w:r>
+      <w:r>
+        <w:t xml:space="preserve"> </w:t>
+      </w:r>
+      <w:r>
+        <w:t xml:space="preserve">Gao, Y., Xiong, Y., Gao, X., Jia, K., Pan, J., Bi, Y., Dai, Y., Sun, J., Wang, M., &amp; Wang, H. (2024). Retrieval-Augmented Generation for Large Language Models: A Survey. *arXiv preprint arXiv:2312.10997*.</w:t>
+      </w:r>
+    </w:p>
+  </w:footnote>
+  <w:footnote w:id="18">
+    <w:p>
+      <w:pPr>
+        <w:pStyle w:val="footnote text"/>
+      </w:pPr>
+      <w:r>
+        <w:rPr>
+          <w:rStyle w:val="footnote reference"/>
+        </w:rPr>
+        <w:footnoteRef/>
+      </w:r>
+      <w:r>
+        <w:t xml:space="preserve"> </w:t>
+      </w:r>
+      <w:r>
+        <w:t xml:space="preserve">Gao, Y., Xiong, Y., Gao, X., Jia, K., Pan, J., Bi, Y., Dai, Y., Sun, J., Wang, M., &amp; Wang, H. (2024). Retrieval-Augmented Generation for Large Language Models: A Survey. *arXiv preprint arXiv:2312.10997*.</w:t>
+      </w:r>
+    </w:p>
+  </w:footnote>
+  <w:footnote w:id="19">
+    <w:p>
+      <w:pPr>
+        <w:pStyle w:val="footnote text"/>
+      </w:pPr>
+      <w:r>
+        <w:rPr>
+          <w:rStyle w:val="footnote reference"/>
+        </w:rPr>
+        <w:footnoteRef/>
+      </w:r>
+      <w:r>
+        <w:t xml:space="preserve"> </w:t>
+      </w:r>
+      <w:r>
+        <w:t xml:space="preserve">Rackauckas, C., et al. (2024). RAGEC: A Framework for Error Classification in Retrieval-Augmented Generation Systems. *(출처 정보 확인 필요—source pack 원문 서지 정보로 교체 필요)*</w:t>
+      </w:r>
+    </w:p>
+  </w:footnote>
+  <w:footnote w:id="20">
+    <w:p>
+      <w:pPr>
+        <w:pStyle w:val="footnote text"/>
+      </w:pPr>
+      <w:r>
+        <w:rPr>
+          <w:rStyle w:val="footnote reference"/>
+        </w:rPr>
+        <w:footnoteRef/>
+      </w:r>
+      <w:r>
+        <w:t xml:space="preserve"> </w:t>
+      </w:r>
+      <w:r>
+        <w:t xml:space="preserve">Barnett, S., Kurniawan, S., Thudumu, S., Brannelly, Z., &amp; Abdelrazek, M. (2024). Seven Failure Points When Engineering a Retrieval Augmented Generation System. *arXiv preprint arXiv:2401.05856*.</w:t>
+      </w:r>
+    </w:p>
+  </w:footnote>
+  <w:footnote w:id="21">
+    <w:p>
+      <w:pPr>
+        <w:pStyle w:val="footnote text"/>
+      </w:pPr>
+      <w:r>
+        <w:rPr>
+          <w:rStyle w:val="footnote reference"/>
+        </w:rPr>
+        <w:footnoteRef/>
+      </w:r>
+      <w:r>
+        <w:t xml:space="preserve"> </w:t>
+      </w:r>
+      <w:r>
+        <w:t xml:space="preserve">IBM. (2023). What is retrieval-augmented generation? *IBM Research Blog*. https://research.ibm.com/blog/retrieval-augmented-generation-RAG</w:t>
+      </w:r>
+    </w:p>
+  </w:footnote>
+  <w:footnote w:id="22">
+    <w:p>
+      <w:pPr>
+        <w:pStyle w:val="footnote text"/>
+      </w:pPr>
+      <w:r>
+        <w:rPr>
+          <w:rStyle w:val="footnote reference"/>
+        </w:rPr>
+        <w:footnoteRef/>
+      </w:r>
+      <w:r>
+        <w:t xml:space="preserve"> </w:t>
+      </w:r>
+      <w:r>
+        <w:t xml:space="preserve">Gao, Y., et al. (2024). Modular RAG: Transforming RAG Systems into LEGO-like Reconfigurable Frameworks. *arXiv preprint arXiv:2407.21059*.</w:t>
+      </w:r>
+    </w:p>
+  </w:footnote>
+  <w:footnote w:id="23">
+    <w:p>
+      <w:pPr>
+        <w:pStyle w:val="footnote text"/>
+      </w:pPr>
+      <w:r>
+        <w:rPr>
+          <w:rStyle w:val="footnote reference"/>
+        </w:rPr>
+        <w:footnoteRef/>
+      </w:r>
+      <w:r>
+        <w:t xml:space="preserve"> </w:t>
+      </w:r>
+      <w:r>
+        <w:t xml:space="preserve">Gao, Y., Xiong, Y., Gao, X., Jia, K., Pan, J., Bi, Y., Dai, Y., Sun, J., Wang, M., &amp; Wang, H. (2024). Retrieval-Augmented Generation for Large Language Models: A Survey. *arXiv preprint arXiv:2312.10997*.</w:t>
+      </w:r>
+    </w:p>
+  </w:footnote>
+  <w:footnote w:id="24">
+    <w:p>
+      <w:pPr>
+        <w:pStyle w:val="footnote text"/>
+      </w:pPr>
+      <w:r>
+        <w:rPr>
+          <w:rStyle w:val="footnote reference"/>
+        </w:rPr>
+        <w:footnoteRef/>
+      </w:r>
+      <w:r>
+        <w:t xml:space="preserve"> </w:t>
+      </w:r>
+      <w:r>
+        <w:t xml:space="preserve">Gao, Y., et al. (2024). Modular RAG: Transforming RAG Systems into LEGO-like Reconfigurable Frameworks. *arXiv preprint arXiv:2407.21059*.</w:t>
+      </w:r>
+    </w:p>
+  </w:footnote>
+  <w:footnote w:id="25">
+    <w:p>
+      <w:pPr>
+        <w:pStyle w:val="footnote text"/>
+      </w:pPr>
+      <w:r>
+        <w:rPr>
+          <w:rStyle w:val="footnote reference"/>
+        </w:rPr>
+        <w:footnoteRef/>
+      </w:r>
+      <w:r>
+        <w:t xml:space="preserve"> </w:t>
+      </w:r>
+      <w:r>
+        <w:t xml:space="preserve">Es, S., James, J., Espinosa-Anke, L., &amp; Schockaert, S. (2023). RAGAS: Automated Evaluation of Retrieval Augmented Generation. *arXiv preprint arXiv:2309.15217*.</w:t>
+      </w:r>
+    </w:p>
+  </w:footnote>
+  <w:footnote w:id="26">
+    <w:p>
+      <w:pPr>
+        <w:pStyle w:val="footnote text"/>
+      </w:pPr>
+      <w:r>
+        <w:rPr>
+          <w:rStyle w:val="footnote reference"/>
+        </w:rPr>
+        <w:footnoteRef/>
+      </w:r>
+      <w:r>
+        <w:t xml:space="preserve"> </w:t>
+      </w:r>
+      <w:r>
+        <w:t xml:space="preserve">Es, S., James, J., Espinosa-Anke, L., &amp; Schockaert, S. (2023). RAGAS: Automated Evaluation of Retrieval Augmented Generation. *arXiv preprint arXiv:2309.15217*.</w:t>
+      </w:r>
+    </w:p>
+  </w:footnote>
+  <w:footnote w:id="27">
+    <w:p>
+      <w:pPr>
+        <w:pStyle w:val="footnote text"/>
+      </w:pPr>
+      <w:r>
+        <w:rPr>
+          <w:rStyle w:val="footnote reference"/>
+        </w:rPr>
+        <w:footnoteRef/>
+      </w:r>
+      <w:r>
+        <w:t xml:space="preserve"> </w:t>
+      </w:r>
+      <w:r>
+        <w:t xml:space="preserve">Gao, Y., Xiong, Y., Gao, X., Jia, K., Pan, J., Bi, Y., Dai, Y., Sun, J., Wang, M., &amp; Wang, H. (2024). Retrieval-Augmented Generation for Large Language Models: A Survey. *arXiv preprint arXiv:2312.10997*.</w:t>
+      </w:r>
+    </w:p>
+  </w:footnote>
+  <w:footnote w:id="28">
+    <w:p>
+      <w:pPr>
+        <w:pStyle w:val="footnote text"/>
+      </w:pPr>
+      <w:r>
+        <w:rPr>
+          <w:rStyle w:val="footnote reference"/>
+        </w:rPr>
+        <w:footnoteRef/>
+      </w:r>
+      <w:r>
+        <w:t xml:space="preserve"> </w:t>
+      </w:r>
+      <w:r>
+        <w:t xml:space="preserve">Gao, Y., et al. (2024). Modular RAG: Transforming RAG Systems into LEGO-like Reconfigurable Frameworks. *arXiv preprint arXiv:2407.21059*.</w:t>
+      </w:r>
+    </w:p>
+  </w:footnote>
+  <w:footnote w:id="29">
+    <w:p>
+      <w:pPr>
+        <w:pStyle w:val="footnote text"/>
+      </w:pPr>
+      <w:r>
+        <w:rPr>
+          <w:rStyle w:val="footnote reference"/>
+        </w:rPr>
+        <w:footnoteRef/>
+      </w:r>
+      <w:r>
+        <w:t xml:space="preserve"> </w:t>
+      </w:r>
+      <w:r>
+        <w:t xml:space="preserve">Gao, Y., Xiong, Y., Gao, X., Jia, K., Pan, J., Bi, Y., Dai, Y., Sun, J., Wang, M., &amp; Wang, H. (2024). Retrieval-Augmented Generation for Large Language Models: A Survey. *arXiv preprint arXiv:2312.10997*.</w:t>
+      </w:r>
+    </w:p>
+  </w:footnote>
+  <w:footnote w:id="30">
+    <w:p>
+      <w:pPr>
+        <w:pStyle w:val="footnote text"/>
+      </w:pPr>
+      <w:r>
+        <w:rPr>
+          <w:rStyle w:val="footnote reference"/>
+        </w:rPr>
+        <w:footnoteRef/>
+      </w:r>
+      <w:r>
+        <w:t xml:space="preserve"> </w:t>
+      </w:r>
+      <w:r>
+        <w:t xml:space="preserve">Asai, A., Wu, Z., Wang, Y., Sil, A., &amp; Hajishirzi, H. (2023). Self-RAG: Learning to Retrieve, Generate, and Critique through Self-Reflection. *arXiv preprint arXiv:2310.11511*. (ICLR 2024 Oral)</w:t>
+      </w:r>
+    </w:p>
+  </w:footnote>
+  <w:footnote w:id="31">
+    <w:p>
+      <w:pPr>
+        <w:pStyle w:val="footnote text"/>
+      </w:pPr>
+      <w:r>
+        <w:rPr>
+          <w:rStyle w:val="footnote reference"/>
+        </w:rPr>
+        <w:footnoteRef/>
+      </w:r>
+      <w:r>
+        <w:t xml:space="preserve"> </w:t>
+      </w:r>
+      <w:r>
+        <w:t xml:space="preserve">Gao, Y., et al. (2024). Modular RAG: Transforming RAG Systems into LEGO-like Reconfigurable Frameworks. *arXiv preprint arXiv:2407.21059*.</w:t>
+      </w:r>
+    </w:p>
+  </w:footnote>
+  <w:footnote w:id="32">
+    <w:p>
+      <w:pPr>
+        <w:pStyle w:val="footnote text"/>
+      </w:pPr>
+      <w:r>
+        <w:rPr>
+          <w:rStyle w:val="footnote reference"/>
+        </w:rPr>
+        <w:footnoteRef/>
+      </w:r>
+      <w:r>
+        <w:t xml:space="preserve"> </w:t>
+      </w:r>
+      <w:r>
+        <w:t xml:space="preserve">Es, S., James, J., Espinosa-Anke, L., &amp; Schockaert, S. (2023). RAGAS: Automated Evaluation of Retrieval Augmented Generation. *arXiv preprint arXiv:2309.15217*.</w:t>
+      </w:r>
+    </w:p>
+  </w:footnote>
+  <w:footnote w:id="33">
+    <w:p>
+      <w:pPr>
+        <w:pStyle w:val="footnote text"/>
+      </w:pPr>
+      <w:r>
+        <w:rPr>
+          <w:rStyle w:val="footnote reference"/>
+        </w:rPr>
+        <w:footnoteRef/>
+      </w:r>
+      <w:r>
+        <w:t xml:space="preserve"> </w:t>
+      </w:r>
+      <w:r>
+        <w:t xml:space="preserve">Barnett, S., Kurniawan, S., Thudumu, S., Brannelly, Z., &amp; Abdelrazek, M. (2024). Seven Failure Points When Engineering a Retrieval Augmented Generation System. *arXiv preprint arXiv:2401.05856*.</w:t>
+      </w:r>
+    </w:p>
+  </w:footnote>
+  <w:footnote w:id="34">
+    <w:p>
+      <w:pPr>
+        <w:pStyle w:val="footnote text"/>
+      </w:pPr>
+      <w:r>
+        <w:rPr>
+          <w:rStyle w:val="footnote reference"/>
+        </w:rPr>
+        <w:footnoteRef/>
+      </w:r>
+      <w:r>
+        <w:t xml:space="preserve"> </w:t>
+      </w:r>
+      <w:r>
+        <w:t xml:space="preserve">Barnett, S., Kurniawan, S., Thudumu, S., Brannelly, Z., &amp; Abdelrazek, M. (2024). Seven Failure Points When Engineering a Retrieval Augmented Generation System. *arXiv preprint arXiv:2401.05856*.</w:t>
+      </w:r>
+    </w:p>
+  </w:footnote>
+  <w:footnote w:id="35">
+    <w:p>
+      <w:pPr>
+        <w:pStyle w:val="footnote text"/>
+      </w:pPr>
+      <w:r>
+        <w:rPr>
+          <w:rStyle w:val="footnote reference"/>
+        </w:rPr>
+        <w:footnoteRef/>
+      </w:r>
+      <w:r>
+        <w:t xml:space="preserve"> </w:t>
+      </w:r>
+      <w:r>
+        <w:t xml:space="preserve">Barnett, S., Kurniawan, S., Thudumu, S., Brannelly, Z., &amp; Abdelrazek, M. (2024). Seven Failure Points When Engineering a Retrieval Augmented Generation System. *arXiv preprint arXiv:2401.05856*.</w:t>
+      </w:r>
+    </w:p>
+  </w:footnote>
+  <w:footnote w:id="36">
+    <w:p>
+      <w:pPr>
+        <w:pStyle w:val="footnote text"/>
+      </w:pPr>
+      <w:r>
+        <w:rPr>
+          <w:rStyle w:val="footnote reference"/>
+        </w:rPr>
+        <w:footnoteRef/>
+      </w:r>
+      <w:r>
+        <w:t xml:space="preserve"> </w:t>
+      </w:r>
+      <w:r>
+        <w:t xml:space="preserve">Es, S., James, J., Espinosa-Anke, L., &amp; Schockaert, S. (2023). RAGAS: Automated Evaluation of Retrieval Augmented Generation. *arXiv preprint arXiv:2309.15217*.</w:t>
+      </w:r>
+    </w:p>
+  </w:footnote>
+  <w:footnote w:id="37">
+    <w:p>
+      <w:pPr>
+        <w:pStyle w:val="footnote text"/>
+      </w:pPr>
+      <w:r>
+        <w:rPr>
+          <w:rStyle w:val="footnote reference"/>
+        </w:rPr>
+        <w:footnoteRef/>
+      </w:r>
+      <w:r>
+        <w:t xml:space="preserve"> </w:t>
+      </w:r>
+      <w:r>
+        <w:t xml:space="preserve">Rackauckas, C., et al. (2024). RAGEC: A Framework for Error Classification in Retrieval-Augmented Generation Systems. *(출처 정보 확인 필요—source pack 원문 서지 정보로 교체 필요)*</w:t>
+      </w:r>
+    </w:p>
+  </w:footnote>
+  <w:footnote w:id="38">
+    <w:p>
+      <w:pPr>
+        <w:pStyle w:val="footnote text"/>
+      </w:pPr>
+      <w:r>
+        <w:rPr>
+          <w:rStyle w:val="footnote reference"/>
+        </w:rPr>
+        <w:footnoteRef/>
+      </w:r>
+      <w:r>
+        <w:t xml:space="preserve"> </w:t>
+      </w:r>
+      <w:r>
+        <w:t xml:space="preserve">Barnett, S., Kurniawan, S., Thudumu, S., Brannelly, Z., &amp; Abdelrazek, M. (2024). Seven Failure Points When Engineering a Retrieval Augmented Generation System. *arXiv preprint arXiv:2401.05856*.</w:t>
+      </w:r>
+    </w:p>
+  </w:footnote>
+  <w:footnote w:id="39">
+    <w:p>
+      <w:pPr>
+        <w:pStyle w:val="footnote text"/>
+      </w:pPr>
+      <w:r>
+        <w:rPr>
+          <w:rStyle w:val="footnote reference"/>
+        </w:rPr>
+        <w:footnoteRef/>
+      </w:r>
+      <w:r>
+        <w:t xml:space="preserve"> </w:t>
+      </w:r>
+      <w:r>
+        <w:t xml:space="preserve">Es, S., James, J., Espinosa-Anke, L., &amp; Schockaert, S. (2023). RAGAS: Automated Evaluation of Retrieval Augmented Generation. *arXiv preprint arXiv:2309.15217*.</w:t>
+      </w:r>
+    </w:p>
+  </w:footnote>
+  <w:footnote w:id="40">
+    <w:p>
+      <w:pPr>
+        <w:pStyle w:val="footnote text"/>
+      </w:pPr>
+      <w:r>
+        <w:rPr>
+          <w:rStyle w:val="footnote reference"/>
+        </w:rPr>
+        <w:footnoteRef/>
+      </w:r>
+      <w:r>
+        <w:t xml:space="preserve"> </w:t>
+      </w:r>
+      <w:r>
+        <w:t xml:space="preserve">Shuster, K., Poff, S., Chen, M., Kiela, D., &amp; Weston, J. (2021). Retrieval Augmentation Reduces Hallucination in Conversation. *arXiv preprint arXiv:2104.07567*.</w:t>
       </w:r>
     </w:p>
   </w:footnote>

--- a/export/ch05_draft_v2.docx
+++ b/export/ch05_draft_v2.docx
@@ -333,10 +333,109 @@
         <w:rPr>
           <w:rStyle w:val="footnote reference"/>
         </w:rPr>
+        <w:footnoteReference w:id="13"/>
+      </w:r>
+      <w:r>
+        <w:t xml:space="preserve"> 모델은 존재하지 않는 판례의 이름, 법원명, 판결 연도까지 구체적으로 생성했다. 법률 영역처럼 도메인 특화 지식이 중요한 분야에서 LLM 단독으로 판단을 내릴 때 어떤 결과가 발생할 수 있는지를 보여주는 사례다.</w:t>
+      </w:r>
+    </w:p>
+    <w:p>
+      <w:pPr>
+        <w:pStyle w:val="3"/>
+      </w:pPr>
+      <w:r>
+        <w:t>5.1.3 폐쇄 도메인 지식의 부재</w:t>
+      </w:r>
+    </w:p>
+    <w:p>
+      <w:pPr/>
+      <w:r>
+        <w:t>세 번째 한계는 앞의 두 가지와 성격이 다르다. 지식 고착과 환각이 LLM의 작동 방식에서 비롯된 문제라면, 폐쇄 도메인 지식의 부재는 학습 데이터 자체의 구성 문제다.</w:t>
+      </w:r>
+    </w:p>
+    <w:p>
+      <w:pPr/>
+      <w:r>
+        <w:t>LLM 사전 학습에 사용되는 데이터는 주로 공개된 인터넷 텍스트, 학술 문헌, 도서 등으로 구성된다. 기업 내부의 계약서, 제품 사양서, 내부 규정, 고객 상담 이력, 의료 기관의 임상 프로토콜, 금융 기관의 내부 감사 보고서 같은 자료는 사전 학습 데이터에 포함되지 않는다. 이런 자료들은 공개되어 있지 않거나, 설령 공개되어 있더라도 도메인 특화 맥락 없이는 의미 있게 학습하기 어렵다.</w:t>
+      </w:r>
+    </w:p>
+    <w:p>
+      <w:pPr/>
+      <w:r>
+        <w:t>결과적으로, 기업이나 기관이 LLM에게 자신들의 내부 문서에 관한 질문을 던지면, 모델은 관련 지식이 없는 상태에서 답변을 생성해야 한다. 이때 앞서 살펴본 환각이 더 빈번하고 더 자신감 있게 나타나는 경향이 있다.</w:t>
+      </w:r>
+      <w:r>
+        <w:rPr>
+          <w:rStyle w:val="footnote reference"/>
+        </w:rPr>
         <w:footnoteReference w:id="14"/>
       </w:r>
       <w:r>
-        <w:t xml:space="preserve"> 모델은 존재하지 않는 판례의 이름, 법원명, 판결 연도까지 구체적으로 생성했다. 법률 영역처럼 도메인 특화 지식이 중요한 분야에서 LLM 단독으로 판단을 내릴 때 어떤 결과가 발생할 수 있는지를 보여주는 사례다.</w:t>
+        <w:t xml:space="preserve"> 관련된 파라메트릭 메모리가 빈약할수록, 모델은 일반적인 언어 패턴에만 의존해 그럴듯한 내용을 채워 넣으려 하기 때문이다.</w:t>
+      </w:r>
+    </w:p>
+    <w:p>
+      <w:pPr>
+        <w:pStyle w:val="a4"/>
+      </w:pPr>
+      <w:r>
+        <w:t>세 가지 한계가 결합될 때</w:t>
+      </w:r>
+    </w:p>
+    <w:p>
+      <w:pPr>
+        <w:pStyle w:val="a8"/>
+      </w:pPr>
+      <w:r>
+        <w:t>세 한계가 동시에 작용하면 문제는 단순 합산이 아니라 상호 강화 형태로 나타난다. 기업 내부 문서를 다루는 시스템을 예로 들자. 학습 시점 이후 개정된 내규(지식 고착)를 다루는 질문에, 사전 학습 데이터에 없는 내용(폐쇄 도메인 지식 부재)을 묻는다면, 모델은 관련 정보가 전혀 없는 상태에서 그럴듯한 내용을 생성(환각)한다. 오류 하나하나가 눈에 띄지 않는 어조로 포장된 채 출력된다. 이 구조에서 LLM 단독 시스템은 신뢰 가능한 정보를 안정적으로 제공하기 어렵다.</w:t>
+      </w:r>
+    </w:p>
+    <w:p>
+      <w:pPr/>
+      <w:r>
+        <w:t>이 세 가지 한계는 모델의 품질 문제가 아니다. 파라메트릭 메모리에 의존하는 LLM의 구조적 속성에서 비롯된 것이다. 더 좋은 모델로 교체한다고 해서 사라지지 않는다. 따라서 해결책도 모델 내부가 아니라 시스템의 정보 흐름 구조에서 찾아야 한다.</w:t>
+      </w:r>
+    </w:p>
+    <w:p>
+      <w:pPr/>
+      <w:r>
+        <w:t>여기서 자연스럽게 한 가지 질문이 따라온다. 이 한계를 인식한 팀들은 어떤 방식으로 대응했을까? 가장 흔한 접근은 "검색 기능을 붙이는 것"이었다. 관련 문서를 찾아서 프롬프트에 함께 넣으면 되지 않겠냐는 발상이다. 그런데 이 방식은 실제로 얼마나 충분할까? 다음 절에서는 RAG를 '기능'으로만 이해했을 때 어떤 일이 일어나는지를 구체적으로 살펴본다.</w:t>
+      </w:r>
+    </w:p>
+    <w:p>
+      <w:pPr>
+        <w:pStyle w:val="2"/>
+      </w:pPr>
+      <w:r>
+        <w:t>5.2 RAG를 기능으로 보면 무슨 일이 일어나는가</w:t>
+      </w:r>
+    </w:p>
+    <w:p>
+      <w:pPr/>
+      <w:r>
+        <w:t>앞 절에서는 LLM이 왜 지식을 신뢰하기 어려운지를 구조적으로 살펴봤다. 지식 고착, 환각, 폐쇄 도메인 지식 부재라는 세 가지 한계가 결합되면, LLM 단독 시스템은 신뢰 가능한 정보를 안정적으로 제공하기 어렵다는 결론에 이르렀다. 이 인식에서 출발해 많은 팀이 자연스럽게 같은 방향으로 손을 뻗는다. "검색 기능을 붙이면 되지 않을까?" 관련 문서를 찾아 프롬프트에 함께 넣어주면 모델이 더 정확하게 답하리라는 발상이다.</w:t>
+      </w:r>
+    </w:p>
+    <w:p>
+      <w:pPr/>
+      <w:r>
+        <w:t>실제로 이 접근은 효과가 있다. 아무것도 없는 것보다는 낫다. 그런데 문제는 RAG를 이렇게 "기능을 붙이는 것"으로만 이해했을 때 무슨 일이 일어나느냐에 있다. 이 절에서는 그 상황을 구체적으로 들여다본다.</w:t>
+      </w:r>
+    </w:p>
+    <w:p>
+      <w:pPr>
+        <w:pStyle w:val="afd"/>
+      </w:pPr>
+      <w:r>
+        <w:t>"RAG 품질 = 검색 정확도"라는 오해</w:t>
+      </w:r>
+    </w:p>
+    <w:p>
+      <w:pPr>
+        <w:pStyle w:val="afd"/>
+      </w:pPr>
+      <w:r>
+        <w:t>RAG를 기능으로 이해하는 팀은 종종 "RAG 품질을 높이려면 검색 정확도를 높여야 한다"는 등식을 암묵적으로 가정한다. 이 오해가 이 절에서 교정하려는 핵심 인식이다. 검색 정확도는 RAG 품질의 필요 조건이지 충분 조건이 아니다. 검색이 잘 되더라도 컨텍스트 구성, 문서 청킹 전략, 생성 단계의 지시 방식 등이 결함을 가지면 출력 품질은 기대에 미치지 못한다.</w:t>
       </w:r>
     </w:p>
     <w:p>
@@ -344,575 +443,476 @@
         <w:pStyle w:val="3"/>
       </w:pPr>
       <w:r>
-        <w:t>5.1.3 폐쇄 도메인 지식의 부재</w:t>
+        <w:t>5.2.1 "검색이 이상하다"는 진단의 한계</w:t>
       </w:r>
     </w:p>
     <w:p>
       <w:pPr/>
       <w:r>
-        <w:t>세 번째 한계는 앞의 두 가지와 성격이 다르다. 지식 고착과 환각이 LLM의 작동 방식에서 비롯된 문제라면, 폐쇄 도메인 지식의 부재는 학습 데이터 자체의 구성 문제다.</w:t>
+        <w:t>RAG를 도입한 팀이 기대와 다른 답변을 받았을 때 가장 먼저 내리는 진단은 대개 두 가지 중 하나다. "검색이 이상하다"거나 "모델이 나쁘다"는 것이다. 그리고 실무 팀의 경험상 "모델이 나쁘다"는 진단은 교체 비용이 크기 때문에 쉽게 선택하기 어렵다. 결국 대부분의 문제는 "검색 쪽 문제"로 귀인된다.</w:t>
       </w:r>
     </w:p>
     <w:p>
       <w:pPr/>
       <w:r>
-        <w:t>LLM 사전 학습에 사용되는 데이터는 주로 공개된 인터넷 텍스트, 학술 문헌, 도서 등으로 구성된다. 기업 내부의 계약서, 제품 사양서, 내부 규정, 고객 상담 이력, 의료 기관의 임상 프로토콜, 금융 기관의 내부 감사 보고서 같은 자료는 사전 학습 데이터에 포함되지 않는다. 이런 자료들은 공개되어 있지 않거나, 설령 공개되어 있더라도 도메인 특화 맥락 없이는 의미 있게 학습하기 어렵다.</w:t>
+        <w:t>이 귀인 구조에는 근본적인 결함이 있다. RAG 파이프라인에서 실패는 한 지점이 아니라 여러 단계에서 독립적으로 발생하기 때문이다. Barnett et al. (2024)은 실무 RAG 시스템에서 반복적으로 관찰되는 실패 지점을 체계적으로 분류했는데, 이 중 상당수가 검색 단계가 아니라 그 전후의 처리 단계에서 발생한다.</w:t>
+      </w:r>
+      <w:r>
+        <w:rPr>
+          <w:rStyle w:val="footnote reference"/>
+        </w:rPr>
+        <w:footnoteReference w:id="15"/>
+      </w:r>
+      <w:r>
+        <w:t xml:space="preserve"> "검색이 이상하다"는 진단 언어는 이 다양한 실패를 하나의 버킷에 쓸어 담아버린다.</w:t>
       </w:r>
     </w:p>
     <w:p>
       <w:pPr/>
       <w:r>
-        <w:t>결과적으로, 기업이나 기관이 LLM에게 자신들의 내부 문서에 관한 질문을 던지면, 모델은 관련 지식이 없는 상태에서 답변을 생성해야 한다. 이때 앞서 살펴본 환각이 더 빈번하고 더 자신감 있게 나타나는 경향이 있다.</w:t>
+        <w:t>구체적으로 세 가지 상황을 구별해볼 필요가 있다.</w:t>
+      </w:r>
+    </w:p>
+    <w:p>
+      <w:pPr/>
+      <w:r>
+        <w:t>첫 번째는 검색 자체가 실패한 경우다. 질문에 관련된 문서가 실제로 없거나, 임베딩 품질 문제로 유사도 계산이 잘못되어 엉뚱한 문서가 올라오는 경우다. 이 경우에는 "검색이 이상하다"는 진단이 맞다.</w:t>
+      </w:r>
+    </w:p>
+    <w:p>
+      <w:pPr/>
+      <w:r>
+        <w:t>두 번째는 검색은 성공했지만 컨텍스트 구성이 실패한 경우다. 관련 문서는 올바르게 찾아왔지만, 그 문서를 어떻게 자르고 어떤 순서로 프롬프트에 배치하느냐에 따라 모델이 그 정보를 활용하는 방식이 달라진다. 검색된 문서 세 개 중 가장 관련성이 높은 문서가 컨텍스트 끝에 배치되고 노이즈가 앞에 놓인다면, 모델은 앞쪽 정보에 더 많이 의존하는 경향을 보일 수 있다. 이 실패는 "검색이 이상하다"가 아니라 "컨텍스트 구성이 잘못되었다"는 언어로 진단해야 한다.</w:t>
+      </w:r>
+    </w:p>
+    <w:p>
+      <w:pPr/>
+      <w:r>
+        <w:t>세 번째는 검색과 컨텍스트 구성이 모두 성공했지만 생성 단계에서 실패하는 경우다. 모델이 주어진 컨텍스트를 무시하거나, 컨텍스트와 파라메트릭 메모리 사이에서 어느 쪽을 우선할지 잘못 판단하는 경우가 여기에 해당한다. 이 역시 검색 문제가 아니다.</w:t>
+      </w:r>
+    </w:p>
+    <w:p>
+      <w:pPr/>
+      <w:r>
+        <w:t>기능 관점의 진단 언어는 이 세 상황을 구별하지 못한다. 결과적으로 팀은 두 번째와 세 번째 유형의 실패를 첫 번째 유형으로 오인해 검색 모듈만 반복적으로 수정하는 루프에 빠진다. 고쳐도 나아지지 않는 이유가 애초에 진단 자체가 틀렸기 때문인데, 그 사실을 인식하기 위한 언어가 없는 것이다.</w:t>
+      </w:r>
+    </w:p>
+    <w:p>
+      <w:pPr>
+        <w:pStyle w:val="ae"/>
+      </w:pPr>
+      <w:r>
+        <w:t>그림 5-2. 기능으로 본 RAG — 실패 발생 시 어디를 봐야 할지 모르는 상황</w:t>
+      </w:r>
+    </w:p>
+    <w:p>
+      <w:pPr>
+        <w:pStyle w:val="a5"/>
+      </w:pPr>
+      <w:r>
+        <w:t xml:space="preserve">  사용자 질문</w:t>
+      </w:r>
+    </w:p>
+    <w:p>
+      <w:pPr>
+        <w:pStyle w:val="a5"/>
+      </w:pPr>
+      <w:r>
+        <w:t xml:space="preserve">      │</w:t>
+      </w:r>
+    </w:p>
+    <w:p>
+      <w:pPr>
+        <w:pStyle w:val="a5"/>
+      </w:pPr>
+      <w:r>
+        <w:t xml:space="preserve">      ▼</w:t>
+      </w:r>
+    </w:p>
+    <w:p>
+      <w:pPr>
+        <w:pStyle w:val="a5"/>
+      </w:pPr>
+      <w:r>
+        <w:t>┌─────────────┐        실패 발생 시 진단 언어:</w:t>
+      </w:r>
+    </w:p>
+    <w:p>
+      <w:pPr>
+        <w:pStyle w:val="a5"/>
+      </w:pPr>
+      <w:r>
+        <w:t>│  [검색]     │◄───── "검색이 이상하다" (검색 실패)</w:t>
+      </w:r>
+    </w:p>
+    <w:p>
+      <w:pPr>
+        <w:pStyle w:val="a5"/>
+      </w:pPr>
+      <w:r>
+        <w:t>└──────┬──────┘        "모델이 나쁘다" (생성 실패)</w:t>
+      </w:r>
+    </w:p>
+    <w:p>
+      <w:pPr>
+        <w:pStyle w:val="a5"/>
+      </w:pPr>
+      <w:r>
+        <w:t xml:space="preserve">       │                        │</w:t>
+      </w:r>
+    </w:p>
+    <w:p>
+      <w:pPr>
+        <w:pStyle w:val="a5"/>
+      </w:pPr>
+      <w:r>
+        <w:t xml:space="preserve">       │                        └─ 이 두 범주만 존재하는 구조</w:t>
+      </w:r>
+    </w:p>
+    <w:p>
+      <w:pPr>
+        <w:pStyle w:val="a5"/>
+      </w:pPr>
+      <w:r>
+        <w:t xml:space="preserve">       ▼</w:t>
+      </w:r>
+    </w:p>
+    <w:p>
+      <w:pPr>
+        <w:pStyle w:val="a5"/>
+      </w:pPr>
+      <w:r>
+        <w:t>┌─────────────────────────────────────┐</w:t>
+      </w:r>
+    </w:p>
+    <w:p>
+      <w:pPr>
+        <w:pStyle w:val="a5"/>
+      </w:pPr>
+      <w:r>
+        <w:t>│                                     │</w:t>
+      </w:r>
+    </w:p>
+    <w:p>
+      <w:pPr>
+        <w:pStyle w:val="a5"/>
+      </w:pPr>
+      <w:r>
+        <w:t>│  ??? 컨텍스트 구성    ??? 청킹 전략  │◄── 기능 관점에서는</w:t>
+      </w:r>
+    </w:p>
+    <w:p>
+      <w:pPr>
+        <w:pStyle w:val="a5"/>
+      </w:pPr>
+      <w:r>
+        <w:t>│  ??? 문서 품질        ??? 순서 배치  │    보이지 않는 영역</w:t>
+      </w:r>
+    </w:p>
+    <w:p>
+      <w:pPr>
+        <w:pStyle w:val="a5"/>
+      </w:pPr>
+      <w:r>
+        <w:t>│                                     │</w:t>
+      </w:r>
+    </w:p>
+    <w:p>
+      <w:pPr>
+        <w:pStyle w:val="a5"/>
+      </w:pPr>
+      <w:r>
+        <w:t>└──────┬──────────────────────────────┘</w:t>
+      </w:r>
+    </w:p>
+    <w:p>
+      <w:pPr>
+        <w:pStyle w:val="a5"/>
+      </w:pPr>
+      <w:r>
+        <w:t xml:space="preserve">       │</w:t>
+      </w:r>
+    </w:p>
+    <w:p>
+      <w:pPr>
+        <w:pStyle w:val="a5"/>
+      </w:pPr>
+      <w:r>
+        <w:t xml:space="preserve">       ▼</w:t>
+      </w:r>
+    </w:p>
+    <w:p>
+      <w:pPr>
+        <w:pStyle w:val="a5"/>
+      </w:pPr>
+      <w:r>
+        <w:t>┌─────────────┐</w:t>
+      </w:r>
+    </w:p>
+    <w:p>
+      <w:pPr>
+        <w:pStyle w:val="a5"/>
+      </w:pPr>
+      <w:r>
+        <w:t>│  [생성]     │</w:t>
+      </w:r>
+    </w:p>
+    <w:p>
+      <w:pPr>
+        <w:pStyle w:val="a5"/>
+      </w:pPr>
+      <w:r>
+        <w:t>└──────┬──────┘</w:t>
+      </w:r>
+    </w:p>
+    <w:p>
+      <w:pPr>
+        <w:pStyle w:val="a5"/>
+      </w:pPr>
+      <w:r>
+        <w:t xml:space="preserve">       │</w:t>
+      </w:r>
+    </w:p>
+    <w:p>
+      <w:pPr>
+        <w:pStyle w:val="a5"/>
+      </w:pPr>
+      <w:r>
+        <w:t xml:space="preserve">       ▼</w:t>
+      </w:r>
+    </w:p>
+    <w:p>
+      <w:pPr>
+        <w:pStyle w:val="a5"/>
+      </w:pPr>
+      <w:r>
+        <w:t xml:space="preserve">  최종 답변</w:t>
+      </w:r>
+    </w:p>
+    <w:p>
+      <w:pPr>
+        <w:pStyle w:val="3"/>
+      </w:pPr>
+      <w:r>
+        <w:t>5.2.2 Naive RAG가 만들어내는 새로운 실패 지점</w:t>
+      </w:r>
+    </w:p>
+    <w:p>
+      <w:pPr/>
+      <w:r>
+        <w:t xml:space="preserve">기능 관점으로 RAG를 구현하면 자연스럽게 특정한 구조에 수렴한다. Gao et al. (2024)은 이를 </w:t>
+      </w:r>
+      <w:r>
+        <w:rPr>
+          <w:b/>
+        </w:rPr>
+        <w:t>Naive RAG(단순 RAG)</w:t>
+      </w:r>
+      <w:r>
+        <w:t xml:space="preserve"> 라고 부른다.</w:t>
       </w:r>
       <w:r>
         <w:rPr>
           <w:rStyle w:val="footnote reference"/>
         </w:rPr>
+        <w:footnoteReference w:id="16"/>
+      </w:r>
+      <w:r>
+        <w:t xml:space="preserve"> 질문을 그대로 검색 쿼리로 전환하고, 유사 문서를 검색하고, 검색 결과를 그대로 컨텍스트에 붙여 생성 단계로 넘기는 구조다.</w:t>
+      </w:r>
+    </w:p>
+    <w:p>
+      <w:pPr>
+        <w:pStyle w:val="a4"/>
+      </w:pPr>
+      <w:r>
+        <w:t>Naive RAG의 전형적 구조</w:t>
+      </w:r>
+    </w:p>
+    <w:p>
+      <w:pPr>
+        <w:pStyle w:val="a8"/>
+      </w:pPr>
+      <w:r>
+        <w:t>Gao et al. (2024)이 정의한 Naive RAG는 다음 네 단계로 구성된다.</w:t>
+      </w:r>
+      <w:r>
+        <w:rPr>
+          <w:rStyle w:val="footnote reference"/>
+        </w:rPr>
+        <w:footnoteReference w:id="16"/>
+      </w:r>
+    </w:p>
+    <w:p>
+      <w:pPr>
+        <w:pStyle w:val="a8"/>
+      </w:pPr>
+      <w:r>
+        <w:t xml:space="preserve">1. </w:t>
+      </w:r>
+      <w:r>
+        <w:rPr>
+          <w:b/>
+        </w:rPr>
+        <w:t>인덱싱(Indexing)</w:t>
+      </w:r>
+      <w:r>
+        <w:t xml:space="preserve">: 문서를 청크(chunk, 조각)로 분할하고 임베딩하여 벡터 저장소에 적재한다. 2. </w:t>
+      </w:r>
+      <w:r>
+        <w:rPr>
+          <w:b/>
+        </w:rPr>
+        <w:t>검색(Retrieval)</w:t>
+      </w:r>
+      <w:r>
+        <w:t xml:space="preserve">: 사용자 질문을 임베딩하여 유사도가 높은 청크를 벡터 저장소에서 꺼낸다. 3. </w:t>
+      </w:r>
+      <w:r>
+        <w:rPr>
+          <w:b/>
+        </w:rPr>
+        <w:t>컨텍스트 구성(Augmentation)</w:t>
+      </w:r>
+      <w:r>
+        <w:t xml:space="preserve">: 검색된 청크를 그대로 프롬프트에 붙인다. 4. </w:t>
+      </w:r>
+      <w:r>
+        <w:rPr>
+          <w:b/>
+        </w:rPr>
+        <w:t>생성(Generation)</w:t>
+      </w:r>
+      <w:r>
+        <w:t>: 컨텍스트가 포함된 프롬프트를 LLM에 전달하여 답변을 생성한다.</w:t>
+      </w:r>
+    </w:p>
+    <w:p>
+      <w:pPr>
+        <w:pStyle w:val="a8"/>
+      </w:pPr>
+      <w:r>
+        <w:t>각 단계에는 명시적인 설계 판단이 없다. 청크 크기는 임의로 정해지고, 컨텍스트 구성 방식은 단순 연결(concatenation)이며, 검색 결과의 품질을 별도로 검증하는 단계가 없다. 이 구조에서 각 단계는 설계 결정 지점이 아니라 고정된 처리 절차로 취급된다.</w:t>
+      </w:r>
+    </w:p>
+    <w:p>
+      <w:pPr/>
+      <w:r>
+        <w:t>Naive RAG의 문제는 단순함 자체가 아니다. 각 단계가 설계 판단 없이 연결되어 있다는 점, 그리고 그 결과로 새로운 종류의 실패가 조용히 발생한다는 점이다.</w:t>
+      </w:r>
+    </w:p>
+    <w:p>
+      <w:pPr/>
+      <w:r>
+        <w:t>가장 주목해야 할 패턴은 검색된 컨텍스트가 잘못되었을 때 모델이 어떻게 반응하느냐다. RAG가 없을 때 모델은 파라메트릭 메모리에 의존해 답변을 생성한다. 그 답변이 틀릴 수 있지만, 적어도 모델이 활용하는 정보의 출처는 일정하다. 그런데 Naive RAG가 잘못된 컨텍스트를 제공하면, 모델은 그 잘못된 컨텍스트를 근거 삼아 더 확신에 찬 오답을 생성한다. 외부에서 제공된 정보는 모델에게 "신뢰할 수 있는 근거"처럼 작동하기 때문이다. 이 패턴은 환각보다 오히려 더 까다로운 문제를 만든다. 틀린 답이 더 그럴듯한 형태로, 더 자신감 있는 어조로 출력되기 때문이다.</w:t>
+      </w:r>
+    </w:p>
+    <w:p>
+      <w:pPr/>
+      <w:r>
+        <w:t>RAGEC 프레임워크를 제시한 연구에 따르면, RAG 파이프라인에서 발생하는 오류 중 청킹 오류와 검색 오류가 환각보다 더 빈번하게 관찰된다.</w:t>
+      </w:r>
+      <w:r>
+        <w:rPr>
+          <w:rStyle w:val="footnote reference"/>
+        </w:rPr>
+        <w:footnoteReference w:id="17"/>
+      </w:r>
+      <w:r>
+        <w:t xml:space="preserve"> 이 사실은 중요한 함의를 가진다. RAG를 도입했을 때 남아 있는 품질 문제의 상당 부분이 모델 자체의 한계가 아니라 파이프라인 설계의 결함에서 비롯된다는 것이다.</w:t>
+      </w:r>
+    </w:p>
+    <w:p>
+      <w:pPr/>
+      <w:r>
+        <w:t>Naive RAG의 또 다른 결함은 "검색 이후를 설계하지 않는다"는 암묵적 선택에 있다. 청킹 전략은 결과에 직접적인 영향을 미친다. 문서의 논리 단위를 무시하고 고정 크기로 자르면, 단일 문장의 앞부분과 뒷부분이 서로 다른 청크에 배치되거나, 하나의 논리적 주장이 여러 청크로 분산된다. 그 결과 검색된 청크 하나하나는 의미 있어 보이지만, 모델이 그것을 조합해 정합한 답변을 내놓기 어려운 상황이 만들어진다. 문서 품질, 컨텍스트에 배치되는 청크의 순서, 중복된 정보의 처리 방식도 마찬가지다. 이 모든 변수가 결과에 영향을 미치지만, 기능 관점에서는 이 변수들이 "설계 결정 지점"이 아니라 그냥 "디폴트값"으로 방치된다.</w:t>
+      </w:r>
+    </w:p>
+    <w:p>
+      <w:pPr/>
+      <w:r>
+        <w:t>앞서 살펴봤듯이, 3장의 논지도 같은 구조를 가리킨다. 문제가 모델 자체에 있는 것이 아니라 시스템의 정보 흐름 구조에 있다는 것이다.</w:t>
+      </w:r>
+      <w:r>
+        <w:rPr>
+          <w:rStyle w:val="footnote reference"/>
+        </w:rPr>
         <w:footnoteReference w:id="15"/>
       </w:r>
       <w:r>
-        <w:t xml:space="preserve"> 관련된 파라메트릭 메모리가 빈약할수록, 모델은 일반적인 언어 패턴에만 의존해 그럴듯한 내용을 채워 넣으려 하기 때문이다.</w:t>
-      </w:r>
-    </w:p>
-    <w:p>
-      <w:pPr>
-        <w:pStyle w:val="a4"/>
-      </w:pPr>
-      <w:r>
-        <w:t>세 가지 한계가 결합될 때</w:t>
-      </w:r>
-    </w:p>
-    <w:p>
-      <w:pPr>
-        <w:pStyle w:val="a8"/>
-      </w:pPr>
-      <w:r>
-        <w:t>세 한계가 동시에 작용하면 문제는 단순 합산이 아니라 상호 강화 형태로 나타난다. 기업 내부 문서를 다루는 시스템을 예로 들자. 학습 시점 이후 개정된 내규(지식 고착)를 다루는 질문에, 사전 학습 데이터에 없는 내용(폐쇄 도메인 지식 부재)을 묻는다면, 모델은 관련 정보가 전혀 없는 상태에서 그럴듯한 내용을 생성(환각)한다. 오류 하나하나가 눈에 띄지 않는 어조로 포장된 채 출력된다. 이 구조에서 LLM 단독 시스템은 신뢰 가능한 정보를 안정적으로 제공하기 어렵다.</w:t>
+        <w:t xml:space="preserve"> RAG를 기능으로 보면 이 구조적 문제를 인식할 언어가 없다. "RAG를 붙였는데 왜 이상한 답이 나오는가"라는 질문은 "검색이 이상하다"와 "모델이 나쁘다" 사이에서 진단이 헛돌고, 정작 고쳐야 할 지점은 계속 보이지 않는다.</w:t>
+      </w:r>
+    </w:p>
+    <w:p>
+      <w:pPr>
+        <w:pStyle w:val="afd"/>
+      </w:pPr>
+      <w:r>
+        <w:t>실무 진단의 출발점</w:t>
+      </w:r>
+    </w:p>
+    <w:p>
+      <w:pPr>
+        <w:pStyle w:val="afd"/>
+      </w:pPr>
+      <w:r>
+        <w:t>RAG 시스템에서 기대와 다른 출력이 나왔을 때, 가장 먼저 해야 할 질문은 "검색이 잘못된 것인가?"가 아니다. "파이프라인의 어느 단계에서 정보가 손상되었는가?"를 단계별로 확인하는 것이 유효하다. 검색된 문서가 실제로 관련이 있는지, 그 문서가 적절한 단위로 분할되어 있는지, 컨텍스트가 모델에 효과적으로 전달되었는지를 순서대로 점검하면 문제의 위치를 훨씬 빠르게 특정할 수 있다.</w:t>
       </w:r>
     </w:p>
     <w:p>
       <w:pPr/>
       <w:r>
-        <w:t>이 세 가지 한계는 모델의 품질 문제가 아니다. 파라메트릭 메모리에 의존하는 LLM의 구조적 속성에서 비롯된 것이다. 더 좋은 모델로 교체한다고 해서 사라지지 않는다. 따라서 해결책도 모델 내부가 아니라 시스템의 정보 흐름 구조에서 찾아야 한다.</w:t>
+        <w:t>지금까지 살펴본 내용은 결국 하나의 질문으로 수렴된다. RAG를 기능이 아니라 다른 방식으로 바라본다면, 지금 보이지 않는 것들이 보이게 될까? 다음 절에서는 RAG를 아키텍처로 재정의했을 때 무엇이 달라지는지를 구체적으로 살펴본다. "기능으로 보면 이것이 안 보인다"는 사실을 먼저 확인했으니, 이제 "아키텍처로 보면 이것이 보인다"는 대비 구도가 선명하게 드러날 것이다.</w:t>
+      </w:r>
+    </w:p>
+    <w:p>
+      <w:pPr>
+        <w:pStyle w:val="2"/>
+      </w:pPr>
+      <w:r>
+        <w:t>5.3 RAG를 아키텍처로 재정의하면 무엇이 보이는가</w:t>
       </w:r>
     </w:p>
     <w:p>
       <w:pPr/>
       <w:r>
-        <w:t>여기서 자연스럽게 한 가지 질문이 따라온다. 이 한계를 인식한 팀들은 어떤 방식으로 대응했을까? 가장 흔한 접근은 "검색 기능을 붙이는 것"이었다. 관련 문서를 찾아서 프롬프트에 함께 넣으면 되지 않겠냐는 발상이다. 그런데 이 방식은 실제로 얼마나 충분할까? 다음 절에서는 RAG를 '기능'으로만 이해했을 때 어떤 일이 일어나는지를 구체적으로 살펴본다.</w:t>
-      </w:r>
-    </w:p>
-    <w:p>
-      <w:pPr>
-        <w:pStyle w:val="2"/>
-      </w:pPr>
-      <w:r>
-        <w:t>5.2 RAG를 기능으로 보면 무슨 일이 일어나는가</w:t>
+        <w:t>앞 절에서는 RAG를 기능으로 바라보면 무엇이 보이지 않는지를 살펴보았다. Naive RAG의 각 단계가 설계 판단 없이 연결될 때, 잘못된 청킹이나 부적절한 검색 결과가 파이프라인을 조용히 통과한다는 것, 그리고 그 결과로 발생하는 실패를 "검색이 이상하다"나 "모델이 나쁘다" 사이에서 진단이 헛도는 상황이 된다는 것을 확인했다. 이제 시각을 바꾸어 살펴볼 차례다. RAG를 아키텍처로 재정의했을 때 비로소 보이기 시작하는 것들이 있다.</w:t>
+      </w:r>
+    </w:p>
+    <w:p>
+      <w:pPr>
+        <w:pStyle w:val="afd"/>
+      </w:pPr>
+      <w:r>
+        <w:t>RAG의 아키텍처적 정의</w:t>
+      </w:r>
+    </w:p>
+    <w:p>
+      <w:pPr>
+        <w:pStyle w:val="afd"/>
+      </w:pPr>
+      <w:r>
+        <w:t>RAG는 LLM에 들어가는 정보의 출처와 범위를 시스템이 통제하는 구조다.</w:t>
+      </w:r>
+    </w:p>
+    <w:p>
+      <w:pPr>
+        <w:pStyle w:val="afd"/>
+      </w:pPr>
+      <w:r>
+        <w:t>이 정의에서 핵심은 세 부분에 있다. 첫째, 통제의 주체가 시스템이다. 모델이 스스로 무엇을 참조할지 결정하는 것이 아니라, 시스템 설계가 그 경계를 정한다. 둘째, 통제 대상이 출처와 범위, 두 가지다. 어디서 정보를 가져올 것인가(출처)와 얼마나 어떤 정보를 가져올 것인가(범위)는 별개의 설계 판단이다. 셋째, 통제 지점이 하나가 아니다. 색인, 검색, 컨텍스트 구성, 생성, 후처리 각 단계에서 시스템이 개입한다.</w:t>
       </w:r>
     </w:p>
     <w:p>
       <w:pPr/>
       <w:r>
-        <w:t>앞 절에서는 LLM이 왜 지식을 신뢰하기 어려운지를 구조적으로 살펴봤다. 지식 고착, 환각, 폐쇄 도메인 지식 부재라는 세 가지 한계가 결합되면, LLM 단독 시스템은 신뢰 가능한 정보를 안정적으로 제공하기 어렵다는 결론에 이르렀다. 이 인식에서 출발해 많은 팀이 자연스럽게 같은 방향으로 손을 뻗는다. "검색 기능을 붙이면 되지 않을까?" 관련 문서를 찾아 프롬프트에 함께 넣어주면 모델이 더 정확하게 답하리라는 발상이다.</w:t>
-      </w:r>
-    </w:p>
-    <w:p>
-      <w:pPr/>
-      <w:r>
-        <w:t>실제로 이 접근은 효과가 있다. 아무것도 없는 것보다는 낫다. 그런데 문제는 RAG를 이렇게 "기능을 붙이는 것"으로만 이해했을 때 무슨 일이 일어나느냐에 있다. 이 절에서는 그 상황을 구체적으로 들여다본다.</w:t>
-      </w:r>
-    </w:p>
-    <w:p>
-      <w:pPr>
-        <w:pStyle w:val="afd"/>
-      </w:pPr>
-      <w:r>
-        <w:t>"RAG 품질 = 검색 정확도"라는 오해</w:t>
-      </w:r>
-    </w:p>
-    <w:p>
-      <w:pPr>
-        <w:pStyle w:val="afd"/>
-      </w:pPr>
-      <w:r>
-        <w:t>RAG를 기능으로 이해하는 팀은 종종 "RAG 품질을 높이려면 검색 정확도를 높여야 한다"는 등식을 암묵적으로 가정한다. 이 오해가 이 절에서 교정하려는 핵심 인식이다. 검색 정확도는 RAG 품질의 필요 조건이지 충분 조건이 아니다. 검색이 잘 되더라도 컨텍스트 구성, 문서 청킹 전략, 생성 단계의 지시 방식 등이 결함을 가지면 출력 품질은 기대에 미치지 못한다.</w:t>
-      </w:r>
-    </w:p>
-    <w:p>
-      <w:pPr>
-        <w:pStyle w:val="3"/>
-      </w:pPr>
-      <w:r>
-        <w:t>5.2.1 "검색이 이상하다"는 진단의 한계</w:t>
-      </w:r>
-    </w:p>
-    <w:p>
-      <w:pPr/>
-      <w:r>
-        <w:t>RAG를 도입한 팀이 기대와 다른 답변을 받았을 때 가장 먼저 내리는 진단은 대개 두 가지 중 하나다. "검색이 이상하다"거나 "모델이 나쁘다"는 것이다. 그리고 실무 팀의 경험상 "모델이 나쁘다"는 진단은 교체 비용이 크기 때문에 쉽게 선택하기 어렵다. 결국 대부분의 문제는 "검색 쪽 문제"로 귀인된다.</w:t>
-      </w:r>
-    </w:p>
-    <w:p>
-      <w:pPr/>
-      <w:r>
-        <w:t>이 귀인 구조에는 근본적인 결함이 있다. RAG 파이프라인에서 실패는 한 지점이 아니라 여러 단계에서 독립적으로 발생하기 때문이다. Barnett et al. (2024)은 실무 RAG 시스템에서 반복적으로 관찰되는 실패 지점을 체계적으로 분류했는데, 이 중 상당수가 검색 단계가 아니라 그 전후의 처리 단계에서 발생한다.</w:t>
+        <w:t>IBM의 공식 기술 문서는 RAG를 "아키텍처 패턴(architectural pattern)"으로 명시적으로 정의한다.</w:t>
       </w:r>
       <w:r>
         <w:rPr>
           <w:rStyle w:val="footnote reference"/>
         </w:rPr>
-        <w:footnoteReference w:id="16"/>
-      </w:r>
-      <w:r>
-        <w:t xml:space="preserve"> "검색이 이상하다"는 진단 언어는 이 다양한 실패를 하나의 버킷에 쓸어 담아버린다.</w:t>
-      </w:r>
-    </w:p>
-    <w:p>
-      <w:pPr/>
-      <w:r>
-        <w:t>구체적으로 세 가지 상황을 구별해볼 필요가 있다.</w:t>
-      </w:r>
-    </w:p>
-    <w:p>
-      <w:pPr/>
-      <w:r>
-        <w:t>첫 번째는 검색 자체가 실패한 경우다. 질문에 관련된 문서가 실제로 없거나, 임베딩 품질 문제로 유사도 계산이 잘못되어 엉뚱한 문서가 올라오는 경우다. 이 경우에는 "검색이 이상하다"는 진단이 맞다.</w:t>
-      </w:r>
-    </w:p>
-    <w:p>
-      <w:pPr/>
-      <w:r>
-        <w:t>두 번째는 검색은 성공했지만 컨텍스트 구성이 실패한 경우다. 관련 문서는 올바르게 찾아왔지만, 그 문서를 어떻게 자르고 어떤 순서로 프롬프트에 배치하느냐에 따라 모델이 그 정보를 활용하는 방식이 달라진다. 검색된 문서 세 개 중 가장 관련성이 높은 문서가 컨텍스트 끝에 배치되고 노이즈가 앞에 놓인다면, 모델은 앞쪽 정보에 더 많이 의존하는 경향을 보일 수 있다. 이 실패는 "검색이 이상하다"가 아니라 "컨텍스트 구성이 잘못되었다"는 언어로 진단해야 한다.</w:t>
-      </w:r>
-    </w:p>
-    <w:p>
-      <w:pPr/>
-      <w:r>
-        <w:t>세 번째는 검색과 컨텍스트 구성이 모두 성공했지만 생성 단계에서 실패하는 경우다. 모델이 주어진 컨텍스트를 무시하거나, 컨텍스트와 파라메트릭 메모리 사이에서 어느 쪽을 우선할지 잘못 판단하는 경우가 여기에 해당한다. 이 역시 검색 문제가 아니다.</w:t>
-      </w:r>
-    </w:p>
-    <w:p>
-      <w:pPr/>
-      <w:r>
-        <w:t>기능 관점의 진단 언어는 이 세 상황을 구별하지 못한다. 결과적으로 팀은 두 번째와 세 번째 유형의 실패를 첫 번째 유형으로 오인해 검색 모듈만 반복적으로 수정하는 루프에 빠진다. 고쳐도 나아지지 않는 이유가 애초에 진단 자체가 틀렸기 때문인데, 그 사실을 인식하기 위한 언어가 없는 것이다.</w:t>
-      </w:r>
-    </w:p>
-    <w:p>
-      <w:pPr>
-        <w:pStyle w:val="ae"/>
-      </w:pPr>
-      <w:r>
-        <w:t>그림 5-2. 기능으로 본 RAG — 실패 발생 시 어디를 봐야 할지 모르는 상황</w:t>
-      </w:r>
-    </w:p>
-    <w:p>
-      <w:pPr>
-        <w:pStyle w:val="a5"/>
-      </w:pPr>
-      <w:r>
-        <w:t xml:space="preserve">  사용자 질문</w:t>
-      </w:r>
-    </w:p>
-    <w:p>
-      <w:pPr>
-        <w:pStyle w:val="a5"/>
-      </w:pPr>
-      <w:r>
-        <w:t xml:space="preserve">      │</w:t>
-      </w:r>
-    </w:p>
-    <w:p>
-      <w:pPr>
-        <w:pStyle w:val="a5"/>
-      </w:pPr>
-      <w:r>
-        <w:t xml:space="preserve">      ▼</w:t>
-      </w:r>
-    </w:p>
-    <w:p>
-      <w:pPr>
-        <w:pStyle w:val="a5"/>
-      </w:pPr>
-      <w:r>
-        <w:t>┌─────────────┐        실패 발생 시 진단 언어:</w:t>
-      </w:r>
-    </w:p>
-    <w:p>
-      <w:pPr>
-        <w:pStyle w:val="a5"/>
-      </w:pPr>
-      <w:r>
-        <w:t>│  [검색]     │◄───── "검색이 이상하다" (검색 실패)</w:t>
-      </w:r>
-    </w:p>
-    <w:p>
-      <w:pPr>
-        <w:pStyle w:val="a5"/>
-      </w:pPr>
-      <w:r>
-        <w:t>└──────┬──────┘        "모델이 나쁘다" (생성 실패)</w:t>
-      </w:r>
-    </w:p>
-    <w:p>
-      <w:pPr>
-        <w:pStyle w:val="a5"/>
-      </w:pPr>
-      <w:r>
-        <w:t xml:space="preserve">       │                        │</w:t>
-      </w:r>
-    </w:p>
-    <w:p>
-      <w:pPr>
-        <w:pStyle w:val="a5"/>
-      </w:pPr>
-      <w:r>
-        <w:t xml:space="preserve">       │                        └─ 이 두 범주만 존재하는 구조</w:t>
-      </w:r>
-    </w:p>
-    <w:p>
-      <w:pPr>
-        <w:pStyle w:val="a5"/>
-      </w:pPr>
-      <w:r>
-        <w:t xml:space="preserve">       ▼</w:t>
-      </w:r>
-    </w:p>
-    <w:p>
-      <w:pPr>
-        <w:pStyle w:val="a5"/>
-      </w:pPr>
-      <w:r>
-        <w:t>┌─────────────────────────────────────┐</w:t>
-      </w:r>
-    </w:p>
-    <w:p>
-      <w:pPr>
-        <w:pStyle w:val="a5"/>
-      </w:pPr>
-      <w:r>
-        <w:t>│                                     │</w:t>
-      </w:r>
-    </w:p>
-    <w:p>
-      <w:pPr>
-        <w:pStyle w:val="a5"/>
-      </w:pPr>
-      <w:r>
-        <w:t>│  ??? 컨텍스트 구성    ??? 청킹 전략  │◄── 기능 관점에서는</w:t>
-      </w:r>
-    </w:p>
-    <w:p>
-      <w:pPr>
-        <w:pStyle w:val="a5"/>
-      </w:pPr>
-      <w:r>
-        <w:t>│  ??? 문서 품질        ??? 순서 배치  │    보이지 않는 영역</w:t>
-      </w:r>
-    </w:p>
-    <w:p>
-      <w:pPr>
-        <w:pStyle w:val="a5"/>
-      </w:pPr>
-      <w:r>
-        <w:t>│                                     │</w:t>
-      </w:r>
-    </w:p>
-    <w:p>
-      <w:pPr>
-        <w:pStyle w:val="a5"/>
-      </w:pPr>
-      <w:r>
-        <w:t>└──────┬──────────────────────────────┘</w:t>
-      </w:r>
-    </w:p>
-    <w:p>
-      <w:pPr>
-        <w:pStyle w:val="a5"/>
-      </w:pPr>
-      <w:r>
-        <w:t xml:space="preserve">       │</w:t>
-      </w:r>
-    </w:p>
-    <w:p>
-      <w:pPr>
-        <w:pStyle w:val="a5"/>
-      </w:pPr>
-      <w:r>
-        <w:t xml:space="preserve">       ▼</w:t>
-      </w:r>
-    </w:p>
-    <w:p>
-      <w:pPr>
-        <w:pStyle w:val="a5"/>
-      </w:pPr>
-      <w:r>
-        <w:t>┌─────────────┐</w:t>
-      </w:r>
-    </w:p>
-    <w:p>
-      <w:pPr>
-        <w:pStyle w:val="a5"/>
-      </w:pPr>
-      <w:r>
-        <w:t>│  [생성]     │</w:t>
-      </w:r>
-    </w:p>
-    <w:p>
-      <w:pPr>
-        <w:pStyle w:val="a5"/>
-      </w:pPr>
-      <w:r>
-        <w:t>└──────┬──────┘</w:t>
-      </w:r>
-    </w:p>
-    <w:p>
-      <w:pPr>
-        <w:pStyle w:val="a5"/>
-      </w:pPr>
-      <w:r>
-        <w:t xml:space="preserve">       │</w:t>
-      </w:r>
-    </w:p>
-    <w:p>
-      <w:pPr>
-        <w:pStyle w:val="a5"/>
-      </w:pPr>
-      <w:r>
-        <w:t xml:space="preserve">       ▼</w:t>
-      </w:r>
-    </w:p>
-    <w:p>
-      <w:pPr>
-        <w:pStyle w:val="a5"/>
-      </w:pPr>
-      <w:r>
-        <w:t xml:space="preserve">  최종 답변</w:t>
-      </w:r>
-    </w:p>
-    <w:p>
-      <w:pPr>
-        <w:pStyle w:val="3"/>
-      </w:pPr>
-      <w:r>
-        <w:t>5.2.2 Naive RAG가 만들어내는 새로운 실패 지점</w:t>
-      </w:r>
-    </w:p>
-    <w:p>
-      <w:pPr/>
-      <w:r>
-        <w:t xml:space="preserve">기능 관점으로 RAG를 구현하면 자연스럽게 특정한 구조에 수렴한다. Gao et al. (2024)은 이를 </w:t>
-      </w:r>
-      <w:r>
-        <w:rPr>
-          <w:b/>
-        </w:rPr>
-        <w:t>Naive RAG(단순 RAG)</w:t>
-      </w:r>
-      <w:r>
-        <w:t xml:space="preserve"> 라고 부른다.</w:t>
-      </w:r>
-      <w:r>
-        <w:rPr>
-          <w:rStyle w:val="footnote reference"/>
-        </w:rPr>
-        <w:footnoteReference w:id="17"/>
-      </w:r>
-      <w:r>
-        <w:t xml:space="preserve"> 질문을 그대로 검색 쿼리로 전환하고, 유사 문서를 검색하고, 검색 결과를 그대로 컨텍스트에 붙여 생성 단계로 넘기는 구조다.</w:t>
-      </w:r>
-    </w:p>
-    <w:p>
-      <w:pPr>
-        <w:pStyle w:val="a4"/>
-      </w:pPr>
-      <w:r>
-        <w:t>Naive RAG의 전형적 구조</w:t>
-      </w:r>
-    </w:p>
-    <w:p>
-      <w:pPr>
-        <w:pStyle w:val="a8"/>
-      </w:pPr>
-      <w:r>
-        <w:t>Gao et al. (2024)이 정의한 Naive RAG는 다음 네 단계로 구성된다.</w:t>
-      </w:r>
-      <w:r>
-        <w:rPr>
-          <w:rStyle w:val="footnote reference"/>
-        </w:rPr>
         <w:footnoteReference w:id="18"/>
-      </w:r>
-    </w:p>
-    <w:p>
-      <w:pPr>
-        <w:pStyle w:val="a8"/>
-      </w:pPr>
-      <w:r>
-        <w:t xml:space="preserve">1. </w:t>
-      </w:r>
-      <w:r>
-        <w:rPr>
-          <w:b/>
-        </w:rPr>
-        <w:t>인덱싱(Indexing)</w:t>
-      </w:r>
-      <w:r>
-        <w:t xml:space="preserve">: 문서를 청크(chunk, 조각)로 분할하고 임베딩하여 벡터 저장소에 적재한다. 2. </w:t>
-      </w:r>
-      <w:r>
-        <w:rPr>
-          <w:b/>
-        </w:rPr>
-        <w:t>검색(Retrieval)</w:t>
-      </w:r>
-      <w:r>
-        <w:t xml:space="preserve">: 사용자 질문을 임베딩하여 유사도가 높은 청크를 벡터 저장소에서 꺼낸다. 3. </w:t>
-      </w:r>
-      <w:r>
-        <w:rPr>
-          <w:b/>
-        </w:rPr>
-        <w:t>컨텍스트 구성(Augmentation)</w:t>
-      </w:r>
-      <w:r>
-        <w:t xml:space="preserve">: 검색된 청크를 그대로 프롬프트에 붙인다. 4. </w:t>
-      </w:r>
-      <w:r>
-        <w:rPr>
-          <w:b/>
-        </w:rPr>
-        <w:t>생성(Generation)</w:t>
-      </w:r>
-      <w:r>
-        <w:t>: 컨텍스트가 포함된 프롬프트를 LLM에 전달하여 답변을 생성한다.</w:t>
-      </w:r>
-    </w:p>
-    <w:p>
-      <w:pPr>
-        <w:pStyle w:val="a8"/>
-      </w:pPr>
-      <w:r>
-        <w:t>각 단계에는 명시적인 설계 판단이 없다. 청크 크기는 임의로 정해지고, 컨텍스트 구성 방식은 단순 연결(concatenation)이며, 검색 결과의 품질을 별도로 검증하는 단계가 없다. 이 구조에서 각 단계는 설계 결정 지점이 아니라 고정된 처리 절차로 취급된다.</w:t>
-      </w:r>
-    </w:p>
-    <w:p>
-      <w:pPr/>
-      <w:r>
-        <w:t>Naive RAG의 문제는 단순함 자체가 아니다. 각 단계가 설계 판단 없이 연결되어 있다는 점, 그리고 그 결과로 새로운 종류의 실패가 조용히 발생한다는 점이다.</w:t>
-      </w:r>
-    </w:p>
-    <w:p>
-      <w:pPr/>
-      <w:r>
-        <w:t>가장 주목해야 할 패턴은 검색된 컨텍스트가 잘못되었을 때 모델이 어떻게 반응하느냐다. RAG가 없을 때 모델은 파라메트릭 메모리에 의존해 답변을 생성한다. 그 답변이 틀릴 수 있지만, 적어도 모델이 활용하는 정보의 출처는 일정하다. 그런데 Naive RAG가 잘못된 컨텍스트를 제공하면, 모델은 그 잘못된 컨텍스트를 근거 삼아 더 확신에 찬 오답을 생성한다. 외부에서 제공된 정보는 모델에게 "신뢰할 수 있는 근거"처럼 작동하기 때문이다. 이 패턴은 환각보다 오히려 더 까다로운 문제를 만든다. 틀린 답이 더 그럴듯한 형태로, 더 자신감 있는 어조로 출력되기 때문이다.</w:t>
-      </w:r>
-    </w:p>
-    <w:p>
-      <w:pPr/>
-      <w:r>
-        <w:t>RAGEC 프레임워크를 제시한 연구에 따르면, RAG 파이프라인에서 발생하는 오류 중 청킹 오류와 검색 오류가 환각보다 더 빈번하게 관찰된다.</w:t>
-      </w:r>
-      <w:r>
-        <w:rPr>
-          <w:rStyle w:val="footnote reference"/>
-        </w:rPr>
-        <w:footnoteReference w:id="19"/>
-      </w:r>
-      <w:r>
-        <w:t xml:space="preserve"> 이 사실은 중요한 함의를 가진다. RAG를 도입했을 때 남아 있는 품질 문제의 상당 부분이 모델 자체의 한계가 아니라 파이프라인 설계의 결함에서 비롯된다는 것이다.</w:t>
-      </w:r>
-    </w:p>
-    <w:p>
-      <w:pPr/>
-      <w:r>
-        <w:t>Naive RAG의 또 다른 결함은 "검색 이후를 설계하지 않는다"는 암묵적 선택에 있다. 청킹 전략은 결과에 직접적인 영향을 미친다. 문서의 논리 단위를 무시하고 고정 크기로 자르면, 단일 문장의 앞부분과 뒷부분이 서로 다른 청크에 배치되거나, 하나의 논리적 주장이 여러 청크로 분산된다. 그 결과 검색된 청크 하나하나는 의미 있어 보이지만, 모델이 그것을 조합해 정합한 답변을 내놓기 어려운 상황이 만들어진다. 문서 품질, 컨텍스트에 배치되는 청크의 순서, 중복된 정보의 처리 방식도 마찬가지다. 이 모든 변수가 결과에 영향을 미치지만, 기능 관점에서는 이 변수들이 "설계 결정 지점"이 아니라 그냥 "디폴트값"으로 방치된다.</w:t>
-      </w:r>
-    </w:p>
-    <w:p>
-      <w:pPr/>
-      <w:r>
-        <w:t>앞서 살펴봤듯이, 3장의 논지도 같은 구조를 가리킨다. 문제가 모델 자체에 있는 것이 아니라 시스템의 정보 흐름 구조에 있다는 것이다.</w:t>
-      </w:r>
-      <w:r>
-        <w:rPr>
-          <w:rStyle w:val="footnote reference"/>
-        </w:rPr>
-        <w:footnoteReference w:id="20"/>
-      </w:r>
-      <w:r>
-        <w:t xml:space="preserve"> RAG를 기능으로 보면 이 구조적 문제를 인식할 언어가 없다. "RAG를 붙였는데 왜 이상한 답이 나오는가"라는 질문은 "검색이 이상하다"와 "모델이 나쁘다" 사이에서 진단이 헛돌고, 정작 고쳐야 할 지점은 계속 보이지 않는다.</w:t>
-      </w:r>
-    </w:p>
-    <w:p>
-      <w:pPr>
-        <w:pStyle w:val="afd"/>
-      </w:pPr>
-      <w:r>
-        <w:t>실무 진단의 출발점</w:t>
-      </w:r>
-    </w:p>
-    <w:p>
-      <w:pPr>
-        <w:pStyle w:val="afd"/>
-      </w:pPr>
-      <w:r>
-        <w:t>RAG 시스템에서 기대와 다른 출력이 나왔을 때, 가장 먼저 해야 할 질문은 "검색이 잘못된 것인가?"가 아니다. "파이프라인의 어느 단계에서 정보가 손상되었는가?"를 단계별로 확인하는 것이 유효하다. 검색된 문서가 실제로 관련이 있는지, 그 문서가 적절한 단위로 분할되어 있는지, 컨텍스트가 모델에 효과적으로 전달되었는지를 순서대로 점검하면 문제의 위치를 훨씬 빠르게 특정할 수 있다.</w:t>
-      </w:r>
-    </w:p>
-    <w:p>
-      <w:pPr/>
-      <w:r>
-        <w:t>지금까지 살펴본 내용은 결국 하나의 질문으로 수렴된다. RAG를 기능이 아니라 다른 방식으로 바라본다면, 지금 보이지 않는 것들이 보이게 될까? 다음 절에서는 RAG를 아키텍처로 재정의했을 때 무엇이 달라지는지를 구체적으로 살펴본다. "기능으로 보면 이것이 안 보인다"는 사실을 먼저 확인했으니, 이제 "아키텍처로 보면 이것이 보인다"는 대비 구도가 선명하게 드러날 것이다.</w:t>
-      </w:r>
-    </w:p>
-    <w:p>
-      <w:pPr>
-        <w:pStyle w:val="2"/>
-      </w:pPr>
-      <w:r>
-        <w:t>5.3 RAG를 아키텍처로 재정의하면 무엇이 보이는가</w:t>
-      </w:r>
-    </w:p>
-    <w:p>
-      <w:pPr/>
-      <w:r>
-        <w:t>앞 절에서는 RAG를 기능으로 바라보면 무엇이 보이지 않는지를 살펴보았다. Naive RAG의 각 단계가 설계 판단 없이 연결될 때, 잘못된 청킹이나 부적절한 검색 결과가 파이프라인을 조용히 통과한다는 것, 그리고 그 결과로 발생하는 실패를 "검색이 이상하다"나 "모델이 나쁘다" 사이에서 진단이 헛도는 상황이 된다는 것을 확인했다. 이제 시각을 바꾸어 살펴볼 차례다. RAG를 아키텍처로 재정의했을 때 비로소 보이기 시작하는 것들이 있다.</w:t>
-      </w:r>
-    </w:p>
-    <w:p>
-      <w:pPr>
-        <w:pStyle w:val="afd"/>
-      </w:pPr>
-      <w:r>
-        <w:t>RAG의 아키텍처적 정의</w:t>
-      </w:r>
-    </w:p>
-    <w:p>
-      <w:pPr>
-        <w:pStyle w:val="afd"/>
-      </w:pPr>
-      <w:r>
-        <w:t>RAG는 LLM에 들어가는 정보의 출처와 범위를 시스템이 통제하는 구조다.</w:t>
-      </w:r>
-    </w:p>
-    <w:p>
-      <w:pPr>
-        <w:pStyle w:val="afd"/>
-      </w:pPr>
-      <w:r>
-        <w:t>이 정의에서 핵심은 세 부분에 있다. 첫째, 통제의 주체가 시스템이다. 모델이 스스로 무엇을 참조할지 결정하는 것이 아니라, 시스템 설계가 그 경계를 정한다. 둘째, 통제 대상이 출처와 범위, 두 가지다. 어디서 정보를 가져올 것인가(출처)와 얼마나 어떤 정보를 가져올 것인가(범위)는 별개의 설계 판단이다. 셋째, 통제 지점이 하나가 아니다. 색인, 검색, 컨텍스트 구성, 생성, 후처리 각 단계에서 시스템이 개입한다.</w:t>
-      </w:r>
-    </w:p>
-    <w:p>
-      <w:pPr/>
-      <w:r>
-        <w:t>IBM의 공식 기술 문서는 RAG를 "아키텍처 패턴(architectural pattern)"으로 명시적으로 정의한다.</w:t>
-      </w:r>
-      <w:r>
-        <w:rPr>
-          <w:rStyle w:val="footnote reference"/>
-        </w:rPr>
-        <w:footnoteReference w:id="21"/>
       </w:r>
       <w:r>
         <w:t xml:space="preserve"> 학술 논문이 아닌 산업 현장에서도 이미 같은 언어가 쓰이고 있다는 점은 의미가 있다. "기능을 추가한다"는 표현과 "아키텍처 패턴을 적용한다"는 표현은 설계자의 사고방식 전체를 다르게 만든다.</w:t>
@@ -1165,7 +1165,7 @@
         <w:rPr>
           <w:rStyle w:val="footnote reference"/>
         </w:rPr>
-        <w:footnoteReference w:id="22"/>
+        <w:footnoteReference w:id="19"/>
       </w:r>
       <w:r>
         <w:t xml:space="preserve"> 검색 모듈에서의 판단과 컨텍스트 구성 모듈에서의 판단은 서로 독립적이다. 어느 하나가 잘 작동해도 다른 하나가 실패하면 전체 출력이 손상된다.</w:t>
@@ -1454,13 +1454,13 @@
         <w:rPr>
           <w:rStyle w:val="footnote reference"/>
         </w:rPr>
-        <w:footnoteReference w:id="23"/>
+        <w:footnoteReference w:id="16"/>
       </w:r>
       <w:r>
         <w:rPr>
           <w:rStyle w:val="footnote reference"/>
         </w:rPr>
-        <w:footnoteReference w:id="24"/>
+        <w:footnoteReference w:id="19"/>
       </w:r>
     </w:p>
     <w:p>
@@ -1536,7 +1536,7 @@
         <w:rPr>
           <w:rStyle w:val="footnote reference"/>
         </w:rPr>
-        <w:footnoteReference w:id="25"/>
+        <w:footnoteReference w:id="20"/>
       </w:r>
       <w:r>
         <w:t xml:space="preserve"> "RAG를 아키텍처로 본다"는 것은 곧 각 통제 지점에서 하네스가 작동해야 한다는 인식과 연결된다.</w:t>
@@ -2142,7 +2142,7 @@
         <w:rPr>
           <w:rStyle w:val="footnote reference"/>
         </w:rPr>
-        <w:footnoteReference w:id="26"/>
+        <w:footnoteReference w:id="20"/>
       </w:r>
       <w:r>
         <w:t xml:space="preserve"> 이 절에서 각 단계를 분리해서 설명하는 것도 같은 이유에서다.</w:t>
@@ -2165,7 +2165,7 @@
         <w:rPr>
           <w:rStyle w:val="footnote reference"/>
         </w:rPr>
-        <w:footnoteReference w:id="27"/>
+        <w:footnoteReference w:id="16"/>
       </w:r>
     </w:p>
     <w:p>
@@ -2271,7 +2271,7 @@
         <w:rPr>
           <w:rStyle w:val="footnote reference"/>
         </w:rPr>
-        <w:footnoteReference w:id="28"/>
+        <w:footnoteReference w:id="19"/>
       </w:r>
       <w:r>
         <w:t xml:space="preserve"> 색인 방식의 선택은 검색 단계에서 어떤 종류의 검색이 가능한지를 규정한다.</w:t>
@@ -2308,7 +2308,7 @@
         <w:rPr>
           <w:rStyle w:val="footnote reference"/>
         </w:rPr>
-        <w:footnoteReference w:id="29"/>
+        <w:footnoteReference w:id="16"/>
       </w:r>
     </w:p>
     <w:p>
@@ -2364,7 +2364,7 @@
         <w:rPr>
           <w:rStyle w:val="footnote reference"/>
         </w:rPr>
-        <w:footnoteReference w:id="30"/>
+        <w:footnoteReference w:id="21"/>
       </w:r>
       <w:r>
         <w:t xml:space="preserve"> 모든 입력에 대해 무조건 검색을 수행하는 대신, 특수 토큰(reflection token)을 통해 "이 질문에 외부 정보가 필요한가"를 먼저 판단한다.</w:t>
@@ -2461,7 +2461,7 @@
         <w:rPr>
           <w:rStyle w:val="footnote reference"/>
         </w:rPr>
-        <w:footnoteReference w:id="31"/>
+        <w:footnoteReference w:id="19"/>
       </w:r>
     </w:p>
     <w:p>
@@ -2502,7 +2502,7 @@
         <w:rPr>
           <w:rStyle w:val="footnote reference"/>
         </w:rPr>
-        <w:footnoteReference w:id="32"/>
+        <w:footnoteReference w:id="20"/>
       </w:r>
       <w:r>
         <w:t xml:space="preserve"> 둘째, </w:t>
@@ -2535,7 +2535,7 @@
         <w:rPr>
           <w:rStyle w:val="footnote reference"/>
         </w:rPr>
-        <w:footnoteReference w:id="33"/>
+        <w:footnoteReference w:id="15"/>
       </w:r>
       <w:r>
         <w:t xml:space="preserve"> 이 단계를 파이프라인에 명시적으로 설계하지 않으면, 오류는 사용자에게 그대로 전달된다.</w:t>
@@ -2590,7 +2590,7 @@
         <w:rPr>
           <w:rStyle w:val="footnote reference"/>
         </w:rPr>
-        <w:footnoteReference w:id="34"/>
+        <w:footnoteReference w:id="15"/>
       </w:r>
       <w:r>
         <w:t xml:space="preserve"> 이 분류에서 주목할 점은 실패가 생성 단계에만 집중되지 않는다는 것이다. 청킹 전략, 임베딩 품질, 인덱스 구조, 검색 쿼리 구성, 컨텍스트 배치 방식, 프롬프트 설계, 출력 검증에 이르기까지, 실패는 파이프라인 전 구간에 분산되어 나타난다. 그리고 이 실패들 중 다수는 시스템이 운영되기 전에는 드러나지 않는다.</w:t>
@@ -2599,7 +2599,7 @@
         <w:rPr>
           <w:rStyle w:val="footnote reference"/>
         </w:rPr>
-        <w:footnoteReference w:id="35"/>
+        <w:footnoteReference w:id="15"/>
       </w:r>
     </w:p>
     <w:p>
@@ -2885,7 +2885,7 @@
         <w:rPr>
           <w:rStyle w:val="footnote reference"/>
         </w:rPr>
-        <w:footnoteReference w:id="36"/>
+        <w:footnoteReference w:id="20"/>
       </w:r>
     </w:p>
     <w:p>
@@ -2899,7 +2899,7 @@
         <w:rPr>
           <w:rStyle w:val="footnote reference"/>
         </w:rPr>
-        <w:footnoteReference w:id="37"/>
+        <w:footnoteReference w:id="17"/>
       </w:r>
     </w:p>
     <w:p>
@@ -2931,7 +2931,7 @@
         <w:rPr>
           <w:rStyle w:val="footnote reference"/>
         </w:rPr>
-        <w:footnoteReference w:id="38"/>
+        <w:footnoteReference w:id="15"/>
       </w:r>
       <w:r>
         <w:t xml:space="preserve"> 이 말이 개발 단계의 테스트가 불필요하다는 뜻은 아니다. 오히려 RAG 파이프라인을 설계할 때, 운영 중에 각 단계의 품질을 독립적으로 모니터링하고 진단할 수 있는 구조를 처음부터 갖추어야 한다는 의미다.</w:t>
@@ -2956,7 +2956,7 @@
         <w:rPr>
           <w:rStyle w:val="footnote reference"/>
         </w:rPr>
-        <w:footnoteReference w:id="39"/>
+        <w:footnoteReference w:id="20"/>
       </w:r>
       <w:r>
         <w:t xml:space="preserve"> 각 단계를 독립적으로 측정할 수 있어야, 실패가 발생했을 때 어느 단계를 수정해야 하는지 빠르게 판단할 수 있다.</w:t>
@@ -2977,7 +2977,7 @@
         <w:rPr>
           <w:rStyle w:val="footnote reference"/>
         </w:rPr>
-        <w:footnoteReference w:id="40"/>
+        <w:footnoteReference w:id="22"/>
       </w:r>
       <w:r>
         <w:t xml:space="preserve"> 6장에서는 이 판단의 기준, 즉 RAG를 선택한다는 것이 어떤 트레이드오프를 수반하는지를 구체적으로 살펴본다.</w:t>
@@ -4330,7 +4330,7 @@
         <w:t xml:space="preserve"> </w:t>
       </w:r>
       <w:r>
-        <w:t xml:space="preserve">Huang, L., Yu, W., Ma, W., Zhong, W., Feng, Z., Wang, H., ... &amp; Liu, T. (2023). A Survey on Hallucination in Large Language Models: Principles, Taxonomy, Challenges, and Open Questions. *arXiv preprint arXiv:2311.05232*.</w:t>
+        <w:t xml:space="preserve">Shi, W., Min, S., Yasunaga, M., Seo, M., James, R., Lewis, M., ... &amp; Zettlemoyer, L. (2023). REPLUG: Retrieval-Augmented Language Model Pre-Training. *arXiv preprint arXiv:2301.12652*. (검색 실패 시 생성 환각이 연쇄적으로 발생하는 구조에 관한 분석을 포함한다.)</w:t>
       </w:r>
     </w:p>
   </w:footnote>
@@ -4349,7 +4349,7 @@
         <w:t xml:space="preserve"> </w:t>
       </w:r>
       <w:r>
-        <w:t xml:space="preserve">Shi, W., Min, S., Yasunaga, M., Seo, M., James, R., Lewis, M., ... &amp; Zettlemoyer, L. (2023). REPLUG: Retrieval-Augmented Language Model Pre-Training. *arXiv preprint arXiv:2301.12652*. (검색 실패 시 생성 환각이 연쇄적으로 발생하는 구조에 관한 분석을 포함한다.)</w:t>
+        <w:t xml:space="preserve">Barnett, S., Kurniawan, S., Thudumu, S., Brannelly, Z., &amp; Abdelrazek, M. (2024). Seven Failure Points When Engineering a Retrieval Augmented Generation System. *arXiv preprint arXiv:2401.05856*.</w:t>
       </w:r>
     </w:p>
   </w:footnote>
@@ -4368,7 +4368,7 @@
         <w:t xml:space="preserve"> </w:t>
       </w:r>
       <w:r>
-        <w:t xml:space="preserve">Barnett, S., Kurniawan, S., Thudumu, S., Brannelly, Z., &amp; Abdelrazek, M. (2024). Seven Failure Points When Engineering a Retrieval Augmented Generation System. *arXiv preprint arXiv:2401.05856*.</w:t>
+        <w:t xml:space="preserve">Gao, Y., Xiong, Y., Gao, X., Jia, K., Pan, J., Bi, Y., Dai, Y., Sun, J., Wang, M., &amp; Wang, H. (2024). Retrieval-Augmented Generation for Large Language Models: A Survey. *arXiv preprint arXiv:2312.10997*.</w:t>
       </w:r>
     </w:p>
   </w:footnote>
@@ -4387,7 +4387,7 @@
         <w:t xml:space="preserve"> </w:t>
       </w:r>
       <w:r>
-        <w:t xml:space="preserve">Gao, Y., Xiong, Y., Gao, X., Jia, K., Pan, J., Bi, Y., Dai, Y., Sun, J., Wang, M., &amp; Wang, H. (2024). Retrieval-Augmented Generation for Large Language Models: A Survey. *arXiv preprint arXiv:2312.10997*.</w:t>
+        <w:t xml:space="preserve">Rackauckas, C., et al. (2024). RAGEC: A Framework for Error Classification in Retrieval-Augmented Generation Systems. *(출처 정보 확인 필요—source pack 원문 서지 정보로 교체 필요)*</w:t>
       </w:r>
     </w:p>
   </w:footnote>
@@ -4406,7 +4406,7 @@
         <w:t xml:space="preserve"> </w:t>
       </w:r>
       <w:r>
-        <w:t xml:space="preserve">Gao, Y., Xiong, Y., Gao, X., Jia, K., Pan, J., Bi, Y., Dai, Y., Sun, J., Wang, M., &amp; Wang, H. (2024). Retrieval-Augmented Generation for Large Language Models: A Survey. *arXiv preprint arXiv:2312.10997*.</w:t>
+        <w:t xml:space="preserve">IBM. (2023). What is retrieval-augmented generation? *IBM Research Blog*. https://research.ibm.com/blog/retrieval-augmented-generation-RAG</w:t>
       </w:r>
     </w:p>
   </w:footnote>
@@ -4425,7 +4425,7 @@
         <w:t xml:space="preserve"> </w:t>
       </w:r>
       <w:r>
-        <w:t xml:space="preserve">Rackauckas, C., et al. (2024). RAGEC: A Framework for Error Classification in Retrieval-Augmented Generation Systems. *(출처 정보 확인 필요—source pack 원문 서지 정보로 교체 필요)*</w:t>
+        <w:t xml:space="preserve">Gao, Y., et al. (2024). Modular RAG: Transforming RAG Systems into LEGO-like Reconfigurable Frameworks. *arXiv preprint arXiv:2407.21059*.</w:t>
       </w:r>
     </w:p>
   </w:footnote>
@@ -4444,7 +4444,7 @@
         <w:t xml:space="preserve"> </w:t>
       </w:r>
       <w:r>
-        <w:t xml:space="preserve">Barnett, S., Kurniawan, S., Thudumu, S., Brannelly, Z., &amp; Abdelrazek, M. (2024). Seven Failure Points When Engineering a Retrieval Augmented Generation System. *arXiv preprint arXiv:2401.05856*.</w:t>
+        <w:t xml:space="preserve">Es, S., James, J., Espinosa-Anke, L., &amp; Schockaert, S. (2023). RAGAS: Automated Evaluation of Retrieval Augmented Generation. *arXiv preprint arXiv:2309.15217*.</w:t>
       </w:r>
     </w:p>
   </w:footnote>
@@ -4463,353 +4463,11 @@
         <w:t xml:space="preserve"> </w:t>
       </w:r>
       <w:r>
-        <w:t xml:space="preserve">IBM. (2023). What is retrieval-augmented generation? *IBM Research Blog*. https://research.ibm.com/blog/retrieval-augmented-generation-RAG</w:t>
+        <w:t xml:space="preserve">Asai, A., Wu, Z., Wang, Y., Sil, A., &amp; Hajishirzi, H. (2023). Self-RAG: Learning to Retrieve, Generate, and Critique through Self-Reflection. *arXiv preprint arXiv:2310.11511*. (ICLR 2024 Oral)</w:t>
       </w:r>
     </w:p>
   </w:footnote>
   <w:footnote w:id="22">
-    <w:p>
-      <w:pPr>
-        <w:pStyle w:val="footnote text"/>
-      </w:pPr>
-      <w:r>
-        <w:rPr>
-          <w:rStyle w:val="footnote reference"/>
-        </w:rPr>
-        <w:footnoteRef/>
-      </w:r>
-      <w:r>
-        <w:t xml:space="preserve"> </w:t>
-      </w:r>
-      <w:r>
-        <w:t xml:space="preserve">Gao, Y., et al. (2024). Modular RAG: Transforming RAG Systems into LEGO-like Reconfigurable Frameworks. *arXiv preprint arXiv:2407.21059*.</w:t>
-      </w:r>
-    </w:p>
-  </w:footnote>
-  <w:footnote w:id="23">
-    <w:p>
-      <w:pPr>
-        <w:pStyle w:val="footnote text"/>
-      </w:pPr>
-      <w:r>
-        <w:rPr>
-          <w:rStyle w:val="footnote reference"/>
-        </w:rPr>
-        <w:footnoteRef/>
-      </w:r>
-      <w:r>
-        <w:t xml:space="preserve"> </w:t>
-      </w:r>
-      <w:r>
-        <w:t xml:space="preserve">Gao, Y., Xiong, Y., Gao, X., Jia, K., Pan, J., Bi, Y., Dai, Y., Sun, J., Wang, M., &amp; Wang, H. (2024). Retrieval-Augmented Generation for Large Language Models: A Survey. *arXiv preprint arXiv:2312.10997*.</w:t>
-      </w:r>
-    </w:p>
-  </w:footnote>
-  <w:footnote w:id="24">
-    <w:p>
-      <w:pPr>
-        <w:pStyle w:val="footnote text"/>
-      </w:pPr>
-      <w:r>
-        <w:rPr>
-          <w:rStyle w:val="footnote reference"/>
-        </w:rPr>
-        <w:footnoteRef/>
-      </w:r>
-      <w:r>
-        <w:t xml:space="preserve"> </w:t>
-      </w:r>
-      <w:r>
-        <w:t xml:space="preserve">Gao, Y., et al. (2024). Modular RAG: Transforming RAG Systems into LEGO-like Reconfigurable Frameworks. *arXiv preprint arXiv:2407.21059*.</w:t>
-      </w:r>
-    </w:p>
-  </w:footnote>
-  <w:footnote w:id="25">
-    <w:p>
-      <w:pPr>
-        <w:pStyle w:val="footnote text"/>
-      </w:pPr>
-      <w:r>
-        <w:rPr>
-          <w:rStyle w:val="footnote reference"/>
-        </w:rPr>
-        <w:footnoteRef/>
-      </w:r>
-      <w:r>
-        <w:t xml:space="preserve"> </w:t>
-      </w:r>
-      <w:r>
-        <w:t xml:space="preserve">Es, S., James, J., Espinosa-Anke, L., &amp; Schockaert, S. (2023). RAGAS: Automated Evaluation of Retrieval Augmented Generation. *arXiv preprint arXiv:2309.15217*.</w:t>
-      </w:r>
-    </w:p>
-  </w:footnote>
-  <w:footnote w:id="26">
-    <w:p>
-      <w:pPr>
-        <w:pStyle w:val="footnote text"/>
-      </w:pPr>
-      <w:r>
-        <w:rPr>
-          <w:rStyle w:val="footnote reference"/>
-        </w:rPr>
-        <w:footnoteRef/>
-      </w:r>
-      <w:r>
-        <w:t xml:space="preserve"> </w:t>
-      </w:r>
-      <w:r>
-        <w:t xml:space="preserve">Es, S., James, J., Espinosa-Anke, L., &amp; Schockaert, S. (2023). RAGAS: Automated Evaluation of Retrieval Augmented Generation. *arXiv preprint arXiv:2309.15217*.</w:t>
-      </w:r>
-    </w:p>
-  </w:footnote>
-  <w:footnote w:id="27">
-    <w:p>
-      <w:pPr>
-        <w:pStyle w:val="footnote text"/>
-      </w:pPr>
-      <w:r>
-        <w:rPr>
-          <w:rStyle w:val="footnote reference"/>
-        </w:rPr>
-        <w:footnoteRef/>
-      </w:r>
-      <w:r>
-        <w:t xml:space="preserve"> </w:t>
-      </w:r>
-      <w:r>
-        <w:t xml:space="preserve">Gao, Y., Xiong, Y., Gao, X., Jia, K., Pan, J., Bi, Y., Dai, Y., Sun, J., Wang, M., &amp; Wang, H. (2024). Retrieval-Augmented Generation for Large Language Models: A Survey. *arXiv preprint arXiv:2312.10997*.</w:t>
-      </w:r>
-    </w:p>
-  </w:footnote>
-  <w:footnote w:id="28">
-    <w:p>
-      <w:pPr>
-        <w:pStyle w:val="footnote text"/>
-      </w:pPr>
-      <w:r>
-        <w:rPr>
-          <w:rStyle w:val="footnote reference"/>
-        </w:rPr>
-        <w:footnoteRef/>
-      </w:r>
-      <w:r>
-        <w:t xml:space="preserve"> </w:t>
-      </w:r>
-      <w:r>
-        <w:t xml:space="preserve">Gao, Y., et al. (2024). Modular RAG: Transforming RAG Systems into LEGO-like Reconfigurable Frameworks. *arXiv preprint arXiv:2407.21059*.</w:t>
-      </w:r>
-    </w:p>
-  </w:footnote>
-  <w:footnote w:id="29">
-    <w:p>
-      <w:pPr>
-        <w:pStyle w:val="footnote text"/>
-      </w:pPr>
-      <w:r>
-        <w:rPr>
-          <w:rStyle w:val="footnote reference"/>
-        </w:rPr>
-        <w:footnoteRef/>
-      </w:r>
-      <w:r>
-        <w:t xml:space="preserve"> </w:t>
-      </w:r>
-      <w:r>
-        <w:t xml:space="preserve">Gao, Y., Xiong, Y., Gao, X., Jia, K., Pan, J., Bi, Y., Dai, Y., Sun, J., Wang, M., &amp; Wang, H. (2024). Retrieval-Augmented Generation for Large Language Models: A Survey. *arXiv preprint arXiv:2312.10997*.</w:t>
-      </w:r>
-    </w:p>
-  </w:footnote>
-  <w:footnote w:id="30">
-    <w:p>
-      <w:pPr>
-        <w:pStyle w:val="footnote text"/>
-      </w:pPr>
-      <w:r>
-        <w:rPr>
-          <w:rStyle w:val="footnote reference"/>
-        </w:rPr>
-        <w:footnoteRef/>
-      </w:r>
-      <w:r>
-        <w:t xml:space="preserve"> </w:t>
-      </w:r>
-      <w:r>
-        <w:t xml:space="preserve">Asai, A., Wu, Z., Wang, Y., Sil, A., &amp; Hajishirzi, H. (2023). Self-RAG: Learning to Retrieve, Generate, and Critique through Self-Reflection. *arXiv preprint arXiv:2310.11511*. (ICLR 2024 Oral)</w:t>
-      </w:r>
-    </w:p>
-  </w:footnote>
-  <w:footnote w:id="31">
-    <w:p>
-      <w:pPr>
-        <w:pStyle w:val="footnote text"/>
-      </w:pPr>
-      <w:r>
-        <w:rPr>
-          <w:rStyle w:val="footnote reference"/>
-        </w:rPr>
-        <w:footnoteRef/>
-      </w:r>
-      <w:r>
-        <w:t xml:space="preserve"> </w:t>
-      </w:r>
-      <w:r>
-        <w:t xml:space="preserve">Gao, Y., et al. (2024). Modular RAG: Transforming RAG Systems into LEGO-like Reconfigurable Frameworks. *arXiv preprint arXiv:2407.21059*.</w:t>
-      </w:r>
-    </w:p>
-  </w:footnote>
-  <w:footnote w:id="32">
-    <w:p>
-      <w:pPr>
-        <w:pStyle w:val="footnote text"/>
-      </w:pPr>
-      <w:r>
-        <w:rPr>
-          <w:rStyle w:val="footnote reference"/>
-        </w:rPr>
-        <w:footnoteRef/>
-      </w:r>
-      <w:r>
-        <w:t xml:space="preserve"> </w:t>
-      </w:r>
-      <w:r>
-        <w:t xml:space="preserve">Es, S., James, J., Espinosa-Anke, L., &amp; Schockaert, S. (2023). RAGAS: Automated Evaluation of Retrieval Augmented Generation. *arXiv preprint arXiv:2309.15217*.</w:t>
-      </w:r>
-    </w:p>
-  </w:footnote>
-  <w:footnote w:id="33">
-    <w:p>
-      <w:pPr>
-        <w:pStyle w:val="footnote text"/>
-      </w:pPr>
-      <w:r>
-        <w:rPr>
-          <w:rStyle w:val="footnote reference"/>
-        </w:rPr>
-        <w:footnoteRef/>
-      </w:r>
-      <w:r>
-        <w:t xml:space="preserve"> </w:t>
-      </w:r>
-      <w:r>
-        <w:t xml:space="preserve">Barnett, S., Kurniawan, S., Thudumu, S., Brannelly, Z., &amp; Abdelrazek, M. (2024). Seven Failure Points When Engineering a Retrieval Augmented Generation System. *arXiv preprint arXiv:2401.05856*.</w:t>
-      </w:r>
-    </w:p>
-  </w:footnote>
-  <w:footnote w:id="34">
-    <w:p>
-      <w:pPr>
-        <w:pStyle w:val="footnote text"/>
-      </w:pPr>
-      <w:r>
-        <w:rPr>
-          <w:rStyle w:val="footnote reference"/>
-        </w:rPr>
-        <w:footnoteRef/>
-      </w:r>
-      <w:r>
-        <w:t xml:space="preserve"> </w:t>
-      </w:r>
-      <w:r>
-        <w:t xml:space="preserve">Barnett, S., Kurniawan, S., Thudumu, S., Brannelly, Z., &amp; Abdelrazek, M. (2024). Seven Failure Points When Engineering a Retrieval Augmented Generation System. *arXiv preprint arXiv:2401.05856*.</w:t>
-      </w:r>
-    </w:p>
-  </w:footnote>
-  <w:footnote w:id="35">
-    <w:p>
-      <w:pPr>
-        <w:pStyle w:val="footnote text"/>
-      </w:pPr>
-      <w:r>
-        <w:rPr>
-          <w:rStyle w:val="footnote reference"/>
-        </w:rPr>
-        <w:footnoteRef/>
-      </w:r>
-      <w:r>
-        <w:t xml:space="preserve"> </w:t>
-      </w:r>
-      <w:r>
-        <w:t xml:space="preserve">Barnett, S., Kurniawan, S., Thudumu, S., Brannelly, Z., &amp; Abdelrazek, M. (2024). Seven Failure Points When Engineering a Retrieval Augmented Generation System. *arXiv preprint arXiv:2401.05856*.</w:t>
-      </w:r>
-    </w:p>
-  </w:footnote>
-  <w:footnote w:id="36">
-    <w:p>
-      <w:pPr>
-        <w:pStyle w:val="footnote text"/>
-      </w:pPr>
-      <w:r>
-        <w:rPr>
-          <w:rStyle w:val="footnote reference"/>
-        </w:rPr>
-        <w:footnoteRef/>
-      </w:r>
-      <w:r>
-        <w:t xml:space="preserve"> </w:t>
-      </w:r>
-      <w:r>
-        <w:t xml:space="preserve">Es, S., James, J., Espinosa-Anke, L., &amp; Schockaert, S. (2023). RAGAS: Automated Evaluation of Retrieval Augmented Generation. *arXiv preprint arXiv:2309.15217*.</w:t>
-      </w:r>
-    </w:p>
-  </w:footnote>
-  <w:footnote w:id="37">
-    <w:p>
-      <w:pPr>
-        <w:pStyle w:val="footnote text"/>
-      </w:pPr>
-      <w:r>
-        <w:rPr>
-          <w:rStyle w:val="footnote reference"/>
-        </w:rPr>
-        <w:footnoteRef/>
-      </w:r>
-      <w:r>
-        <w:t xml:space="preserve"> </w:t>
-      </w:r>
-      <w:r>
-        <w:t xml:space="preserve">Rackauckas, C., et al. (2024). RAGEC: A Framework for Error Classification in Retrieval-Augmented Generation Systems. *(출처 정보 확인 필요—source pack 원문 서지 정보로 교체 필요)*</w:t>
-      </w:r>
-    </w:p>
-  </w:footnote>
-  <w:footnote w:id="38">
-    <w:p>
-      <w:pPr>
-        <w:pStyle w:val="footnote text"/>
-      </w:pPr>
-      <w:r>
-        <w:rPr>
-          <w:rStyle w:val="footnote reference"/>
-        </w:rPr>
-        <w:footnoteRef/>
-      </w:r>
-      <w:r>
-        <w:t xml:space="preserve"> </w:t>
-      </w:r>
-      <w:r>
-        <w:t xml:space="preserve">Barnett, S., Kurniawan, S., Thudumu, S., Brannelly, Z., &amp; Abdelrazek, M. (2024). Seven Failure Points When Engineering a Retrieval Augmented Generation System. *arXiv preprint arXiv:2401.05856*.</w:t>
-      </w:r>
-    </w:p>
-  </w:footnote>
-  <w:footnote w:id="39">
-    <w:p>
-      <w:pPr>
-        <w:pStyle w:val="footnote text"/>
-      </w:pPr>
-      <w:r>
-        <w:rPr>
-          <w:rStyle w:val="footnote reference"/>
-        </w:rPr>
-        <w:footnoteRef/>
-      </w:r>
-      <w:r>
-        <w:t xml:space="preserve"> </w:t>
-      </w:r>
-      <w:r>
-        <w:t xml:space="preserve">Es, S., James, J., Espinosa-Anke, L., &amp; Schockaert, S. (2023). RAGAS: Automated Evaluation of Retrieval Augmented Generation. *arXiv preprint arXiv:2309.15217*.</w:t>
-      </w:r>
-    </w:p>
-  </w:footnote>
-  <w:footnote w:id="40">
     <w:p>
       <w:pPr>
         <w:pStyle w:val="footnote text"/>

--- a/export/ch05_draft_v2.docx
+++ b/export/ch05_draft_v2.docx
@@ -49,7 +49,7 @@
         <w:rPr>
           <w:rStyle w:val="footnote reference"/>
         </w:rPr>
-        <w:footnoteReference w:id="12"/>
+        <w:footnoteReference w:id="1"/>
       </w:r>
     </w:p>
     <w:p>
@@ -312,7 +312,7 @@
         <w:rPr>
           <w:rStyle w:val="footnote reference"/>
         </w:rPr>
-        <w:footnoteReference w:id="13"/>
+        <w:footnoteReference w:id="2"/>
       </w:r>
       <w:r>
         <w:t xml:space="preserve"> 잘못된 정보가 "잘못되었다"는 신호 없이 출력된다는 점이 핵심적인 위험이다. 환각은 완전히 없는 사실을 만들어내는 경우(사실 충돌형)와 실재하는 정보를 잘못 조합하거나 왜곡하는 경우(충실도 결여형)로 나뉜다.</w:t>
@@ -333,7 +333,7 @@
         <w:rPr>
           <w:rStyle w:val="footnote reference"/>
         </w:rPr>
-        <w:footnoteReference w:id="13"/>
+        <w:footnoteReference w:id="2"/>
       </w:r>
       <w:r>
         <w:t xml:space="preserve"> 모델은 존재하지 않는 판례의 이름, 법원명, 판결 연도까지 구체적으로 생성했다. 법률 영역처럼 도메인 특화 지식이 중요한 분야에서 LLM 단독으로 판단을 내릴 때 어떤 결과가 발생할 수 있는지를 보여주는 사례다.</w:t>
@@ -368,7 +368,7 @@
         <w:rPr>
           <w:rStyle w:val="footnote reference"/>
         </w:rPr>
-        <w:footnoteReference w:id="14"/>
+        <w:footnoteReference w:id="3"/>
       </w:r>
       <w:r>
         <w:t xml:space="preserve"> 관련된 파라메트릭 메모리가 빈약할수록, 모델은 일반적인 언어 패턴에만 의존해 그럴듯한 내용을 채워 넣으려 하기 때문이다.</w:t>
@@ -461,7 +461,7 @@
         <w:rPr>
           <w:rStyle w:val="footnote reference"/>
         </w:rPr>
-        <w:footnoteReference w:id="15"/>
+        <w:footnoteReference w:id="4"/>
       </w:r>
       <w:r>
         <w:t xml:space="preserve"> "검색이 이상하다"는 진단 언어는 이 다양한 실패를 하나의 버킷에 쓸어 담아버린다.</w:t>
@@ -715,7 +715,7 @@
         <w:rPr>
           <w:rStyle w:val="footnote reference"/>
         </w:rPr>
-        <w:footnoteReference w:id="16"/>
+        <w:footnoteReference w:id="5"/>
       </w:r>
       <w:r>
         <w:t xml:space="preserve"> 질문을 그대로 검색 쿼리로 전환하고, 유사 문서를 검색하고, 검색 결과를 그대로 컨텍스트에 붙여 생성 단계로 넘기는 구조다.</w:t>
@@ -740,7 +740,7 @@
         <w:rPr>
           <w:rStyle w:val="footnote reference"/>
         </w:rPr>
-        <w:footnoteReference w:id="16"/>
+        <w:footnoteReference w:id="5"/>
       </w:r>
     </w:p>
     <w:p>
@@ -816,7 +816,7 @@
         <w:rPr>
           <w:rStyle w:val="footnote reference"/>
         </w:rPr>
-        <w:footnoteReference w:id="17"/>
+        <w:footnoteReference w:id="6"/>
       </w:r>
       <w:r>
         <w:t xml:space="preserve"> 이 사실은 중요한 함의를 가진다. RAG를 도입했을 때 남아 있는 품질 문제의 상당 부분이 모델 자체의 한계가 아니라 파이프라인 설계의 결함에서 비롯된다는 것이다.</w:t>
@@ -837,7 +837,7 @@
         <w:rPr>
           <w:rStyle w:val="footnote reference"/>
         </w:rPr>
-        <w:footnoteReference w:id="15"/>
+        <w:footnoteReference w:id="4"/>
       </w:r>
       <w:r>
         <w:t xml:space="preserve"> RAG를 기능으로 보면 이 구조적 문제를 인식할 언어가 없다. "RAG를 붙였는데 왜 이상한 답이 나오는가"라는 질문은 "검색이 이상하다"와 "모델이 나쁘다" 사이에서 진단이 헛돌고, 정작 고쳐야 할 지점은 계속 보이지 않는다.</w:t>
@@ -912,7 +912,7 @@
         <w:rPr>
           <w:rStyle w:val="footnote reference"/>
         </w:rPr>
-        <w:footnoteReference w:id="18"/>
+        <w:footnoteReference w:id="7"/>
       </w:r>
       <w:r>
         <w:t xml:space="preserve"> 학술 논문이 아닌 산업 현장에서도 이미 같은 언어가 쓰이고 있다는 점은 의미가 있다. "기능을 추가한다"는 표현과 "아키텍처 패턴을 적용한다"는 표현은 설계자의 사고방식 전체를 다르게 만든다.</w:t>
@@ -1165,7 +1165,7 @@
         <w:rPr>
           <w:rStyle w:val="footnote reference"/>
         </w:rPr>
-        <w:footnoteReference w:id="19"/>
+        <w:footnoteReference w:id="8"/>
       </w:r>
       <w:r>
         <w:t xml:space="preserve"> 검색 모듈에서의 판단과 컨텍스트 구성 모듈에서의 판단은 서로 독립적이다. 어느 하나가 잘 작동해도 다른 하나가 실패하면 전체 출력이 손상된다.</w:t>
@@ -1454,13 +1454,13 @@
         <w:rPr>
           <w:rStyle w:val="footnote reference"/>
         </w:rPr>
-        <w:footnoteReference w:id="16"/>
+        <w:footnoteReference w:id="5"/>
       </w:r>
       <w:r>
         <w:rPr>
           <w:rStyle w:val="footnote reference"/>
         </w:rPr>
-        <w:footnoteReference w:id="19"/>
+        <w:footnoteReference w:id="8"/>
       </w:r>
     </w:p>
     <w:p>
@@ -1536,7 +1536,7 @@
         <w:rPr>
           <w:rStyle w:val="footnote reference"/>
         </w:rPr>
-        <w:footnoteReference w:id="20"/>
+        <w:footnoteReference w:id="9"/>
       </w:r>
       <w:r>
         <w:t xml:space="preserve"> "RAG를 아키텍처로 본다"는 것은 곧 각 통제 지점에서 하네스가 작동해야 한다는 인식과 연결된다.</w:t>
@@ -2142,7 +2142,7 @@
         <w:rPr>
           <w:rStyle w:val="footnote reference"/>
         </w:rPr>
-        <w:footnoteReference w:id="20"/>
+        <w:footnoteReference w:id="9"/>
       </w:r>
       <w:r>
         <w:t xml:space="preserve"> 이 절에서 각 단계를 분리해서 설명하는 것도 같은 이유에서다.</w:t>
@@ -2165,7 +2165,7 @@
         <w:rPr>
           <w:rStyle w:val="footnote reference"/>
         </w:rPr>
-        <w:footnoteReference w:id="16"/>
+        <w:footnoteReference w:id="5"/>
       </w:r>
     </w:p>
     <w:p>
@@ -2271,7 +2271,7 @@
         <w:rPr>
           <w:rStyle w:val="footnote reference"/>
         </w:rPr>
-        <w:footnoteReference w:id="19"/>
+        <w:footnoteReference w:id="8"/>
       </w:r>
       <w:r>
         <w:t xml:space="preserve"> 색인 방식의 선택은 검색 단계에서 어떤 종류의 검색이 가능한지를 규정한다.</w:t>
@@ -2308,7 +2308,7 @@
         <w:rPr>
           <w:rStyle w:val="footnote reference"/>
         </w:rPr>
-        <w:footnoteReference w:id="16"/>
+        <w:footnoteReference w:id="5"/>
       </w:r>
     </w:p>
     <w:p>
@@ -2364,7 +2364,7 @@
         <w:rPr>
           <w:rStyle w:val="footnote reference"/>
         </w:rPr>
-        <w:footnoteReference w:id="21"/>
+        <w:footnoteReference w:id="10"/>
       </w:r>
       <w:r>
         <w:t xml:space="preserve"> 모든 입력에 대해 무조건 검색을 수행하는 대신, 특수 토큰(reflection token)을 통해 "이 질문에 외부 정보가 필요한가"를 먼저 판단한다.</w:t>
@@ -2461,7 +2461,7 @@
         <w:rPr>
           <w:rStyle w:val="footnote reference"/>
         </w:rPr>
-        <w:footnoteReference w:id="19"/>
+        <w:footnoteReference w:id="8"/>
       </w:r>
     </w:p>
     <w:p>
@@ -2502,7 +2502,7 @@
         <w:rPr>
           <w:rStyle w:val="footnote reference"/>
         </w:rPr>
-        <w:footnoteReference w:id="20"/>
+        <w:footnoteReference w:id="9"/>
       </w:r>
       <w:r>
         <w:t xml:space="preserve"> 둘째, </w:t>
@@ -2535,7 +2535,7 @@
         <w:rPr>
           <w:rStyle w:val="footnote reference"/>
         </w:rPr>
-        <w:footnoteReference w:id="15"/>
+        <w:footnoteReference w:id="4"/>
       </w:r>
       <w:r>
         <w:t xml:space="preserve"> 이 단계를 파이프라인에 명시적으로 설계하지 않으면, 오류는 사용자에게 그대로 전달된다.</w:t>
@@ -2590,7 +2590,7 @@
         <w:rPr>
           <w:rStyle w:val="footnote reference"/>
         </w:rPr>
-        <w:footnoteReference w:id="15"/>
+        <w:footnoteReference w:id="4"/>
       </w:r>
       <w:r>
         <w:t xml:space="preserve"> 이 분류에서 주목할 점은 실패가 생성 단계에만 집중되지 않는다는 것이다. 청킹 전략, 임베딩 품질, 인덱스 구조, 검색 쿼리 구성, 컨텍스트 배치 방식, 프롬프트 설계, 출력 검증에 이르기까지, 실패는 파이프라인 전 구간에 분산되어 나타난다. 그리고 이 실패들 중 다수는 시스템이 운영되기 전에는 드러나지 않는다.</w:t>
@@ -2599,7 +2599,7 @@
         <w:rPr>
           <w:rStyle w:val="footnote reference"/>
         </w:rPr>
-        <w:footnoteReference w:id="15"/>
+        <w:footnoteReference w:id="4"/>
       </w:r>
     </w:p>
     <w:p>
@@ -2885,7 +2885,7 @@
         <w:rPr>
           <w:rStyle w:val="footnote reference"/>
         </w:rPr>
-        <w:footnoteReference w:id="20"/>
+        <w:footnoteReference w:id="9"/>
       </w:r>
     </w:p>
     <w:p>
@@ -2899,7 +2899,7 @@
         <w:rPr>
           <w:rStyle w:val="footnote reference"/>
         </w:rPr>
-        <w:footnoteReference w:id="17"/>
+        <w:footnoteReference w:id="6"/>
       </w:r>
     </w:p>
     <w:p>
@@ -2931,7 +2931,7 @@
         <w:rPr>
           <w:rStyle w:val="footnote reference"/>
         </w:rPr>
-        <w:footnoteReference w:id="15"/>
+        <w:footnoteReference w:id="4"/>
       </w:r>
       <w:r>
         <w:t xml:space="preserve"> 이 말이 개발 단계의 테스트가 불필요하다는 뜻은 아니다. 오히려 RAG 파이프라인을 설계할 때, 운영 중에 각 단계의 품질을 독립적으로 모니터링하고 진단할 수 있는 구조를 처음부터 갖추어야 한다는 의미다.</w:t>
@@ -2956,7 +2956,7 @@
         <w:rPr>
           <w:rStyle w:val="footnote reference"/>
         </w:rPr>
-        <w:footnoteReference w:id="20"/>
+        <w:footnoteReference w:id="9"/>
       </w:r>
       <w:r>
         <w:t xml:space="preserve"> 각 단계를 독립적으로 측정할 수 있어야, 실패가 발생했을 때 어느 단계를 수정해야 하는지 빠르게 판단할 수 있다.</w:t>
@@ -2977,7 +2977,7 @@
         <w:rPr>
           <w:rStyle w:val="footnote reference"/>
         </w:rPr>
-        <w:footnoteReference w:id="22"/>
+        <w:footnoteReference w:id="11"/>
       </w:r>
       <w:r>
         <w:t xml:space="preserve"> 6장에서는 이 판단의 기준, 즉 RAG를 선택한다는 것이 어떤 트레이드오프를 수반하는지를 구체적으로 살펴본다.</w:t>
@@ -3964,11 +3964,11 @@
   <w:footnote w:id="1">
     <w:p>
       <w:pPr>
-        <w:pStyle w:val="a7"/>
-      </w:pPr>
-      <w:r>
-        <w:rPr>
-          <w:rStyle w:val="a6"/>
+        <w:pStyle w:val="footnote text"/>
+      </w:pPr>
+      <w:r>
+        <w:rPr>
+          <w:rStyle w:val="footnote reference"/>
         </w:rPr>
         <w:footnoteRef/>
       </w:r>
@@ -3976,25 +3976,18 @@
         <w:t xml:space="preserve"> </w:t>
       </w:r>
       <w:r>
-        <w:t xml:space="preserve">RAND Corporation. </w:t>
-      </w:r>
-      <w:r>
-        <w:rPr>
-          <w:i/>
-          <w:iCs/>
-        </w:rPr>
-        <w:t>*AI and the Future of Work: Opportunities and Challenges</w:t>
+        <w:t xml:space="preserve">Lewis, P., Perez, E., Piktus, A., Petroni, F., Karpukhin, V., Goyal, N., ... &amp; Kiela, D. (2020). Retrieval-Augmented Generation for Knowledge-Intensive NLP Tasks. *Advances in Neural Information Processing Systems (NeurIPS)*, 33, 9459–9474.</w:t>
       </w:r>
     </w:p>
   </w:footnote>
   <w:footnote w:id="2">
     <w:p>
       <w:pPr>
-        <w:pStyle w:val="a7"/>
-      </w:pPr>
-      <w:r>
-        <w:rPr>
-          <w:rStyle w:val="a6"/>
+        <w:pStyle w:val="footnote text"/>
+      </w:pPr>
+      <w:r>
+        <w:rPr>
+          <w:rStyle w:val="footnote reference"/>
         </w:rPr>
         <w:footnoteRef/>
       </w:r>
@@ -4002,28 +3995,18 @@
         <w:t xml:space="preserve"> </w:t>
       </w:r>
       <w:r>
-        <w:t xml:space="preserve">Gartner. </w:t>
-      </w:r>
-      <w:r>
-        <w:rPr>
-          <w:i/>
-          <w:iCs/>
-        </w:rPr>
-        <w:t>*Gartner Predicts 2024: Generative AI*</w:t>
-      </w:r>
-      <w:r>
-        <w:t>. 2024.</w:t>
+        <w:t xml:space="preserve">Huang, L., Yu, W., Ma, W., Zhong, W., Feng, Z., Wang, H., ... &amp; Liu, T. (2023). A Survey on Hallucination in Large Language Models: Principles, Taxonomy, Challenges, and Open Questions. *arXiv preprint arXiv:2311.05232*.</w:t>
       </w:r>
     </w:p>
   </w:footnote>
   <w:footnote w:id="3">
     <w:p>
       <w:pPr>
-        <w:pStyle w:val="a7"/>
-      </w:pPr>
-      <w:r>
-        <w:rPr>
-          <w:rStyle w:val="a6"/>
+        <w:pStyle w:val="footnote text"/>
+      </w:pPr>
+      <w:r>
+        <w:rPr>
+          <w:rStyle w:val="footnote reference"/>
         </w:rPr>
         <w:footnoteRef/>
       </w:r>
@@ -4031,28 +4014,18 @@
         <w:t xml:space="preserve"> </w:t>
       </w:r>
       <w:r>
-        <w:t xml:space="preserve"> Boston Consulting Group. </w:t>
-      </w:r>
-      <w:r>
-        <w:rPr>
-          <w:i/>
-          <w:iCs/>
-        </w:rPr>
-        <w:t>*AI at Scale: Closing the Value Gap*</w:t>
-      </w:r>
-      <w:r>
-        <w:t>. 2024.</w:t>
+        <w:t xml:space="preserve">Shi, W., Min, S., Yasunaga, M., Seo, M., James, R., Lewis, M., ... &amp; Zettlemoyer, L. (2023). REPLUG: Retrieval-Augmented Language Model Pre-Training. *arXiv preprint arXiv:2301.12652*. (검색 실패 시 생성 환각이 연쇄적으로 발생하는 구조에 관한 분석을 포함한다.)</w:t>
       </w:r>
     </w:p>
   </w:footnote>
   <w:footnote w:id="4">
     <w:p>
       <w:pPr>
-        <w:pStyle w:val="a7"/>
-      </w:pPr>
-      <w:r>
-        <w:rPr>
-          <w:rStyle w:val="a6"/>
+        <w:pStyle w:val="footnote text"/>
+      </w:pPr>
+      <w:r>
+        <w:rPr>
+          <w:rStyle w:val="footnote reference"/>
         </w:rPr>
         <w:footnoteRef/>
       </w:r>
@@ -4060,28 +4033,18 @@
         <w:t xml:space="preserve"> </w:t>
       </w:r>
       <w:r>
-        <w:t xml:space="preserve">Deloitte. </w:t>
-      </w:r>
-      <w:r>
-        <w:rPr>
-          <w:i/>
-          <w:iCs/>
-        </w:rPr>
-        <w:t>*State of Generative AI in the Enterprise Q4 2024*</w:t>
-      </w:r>
-      <w:r>
-        <w:t>. 2024.</w:t>
+        <w:t xml:space="preserve">Barnett, S., Kurniawan, S., Thudumu, S., Brannelly, Z., &amp; Abdelrazek, M. (2024). Seven Failure Points When Engineering a Retrieval Augmented Generation System. *arXiv preprint arXiv:2401.05856*.</w:t>
       </w:r>
     </w:p>
   </w:footnote>
   <w:footnote w:id="5">
     <w:p>
       <w:pPr>
-        <w:pStyle w:val="a7"/>
-      </w:pPr>
-      <w:r>
-        <w:rPr>
-          <w:rStyle w:val="a6"/>
+        <w:pStyle w:val="footnote text"/>
+      </w:pPr>
+      <w:r>
+        <w:rPr>
+          <w:rStyle w:val="footnote reference"/>
         </w:rPr>
         <w:footnoteRef/>
       </w:r>
@@ -4089,28 +4052,18 @@
         <w:t xml:space="preserve"> </w:t>
       </w:r>
       <w:r>
-        <w:t xml:space="preserve">ZenML. </w:t>
-      </w:r>
-      <w:r>
-        <w:rPr>
-          <w:i/>
-          <w:iCs/>
-        </w:rPr>
-        <w:t>*The State of AI Engineering 2024: Analysis of 1,200+ Deployments*</w:t>
-      </w:r>
-      <w:r>
-        <w:t>. 2024.</w:t>
+        <w:t xml:space="preserve">Gao, Y., Xiong, Y., Gao, X., Jia, K., Pan, J., Bi, Y., Dai, Y., Sun, J., Wang, M., &amp; Wang, H. (2024). Retrieval-Augmented Generation for Large Language Models: A Survey. *arXiv preprint arXiv:2312.10997*.</w:t>
       </w:r>
     </w:p>
   </w:footnote>
   <w:footnote w:id="6">
     <w:p>
       <w:pPr>
-        <w:pStyle w:val="a7"/>
-      </w:pPr>
-      <w:r>
-        <w:rPr>
-          <w:rStyle w:val="a6"/>
+        <w:pStyle w:val="footnote text"/>
+      </w:pPr>
+      <w:r>
+        <w:rPr>
+          <w:rStyle w:val="footnote reference"/>
         </w:rPr>
         <w:footnoteRef/>
       </w:r>
@@ -4118,28 +4071,18 @@
         <w:t xml:space="preserve"> </w:t>
       </w:r>
       <w:r>
-        <w:t>Ouyang, S., et al. "On the Reliability of LLM-Generated Code." </w:t>
-      </w:r>
-      <w:r>
-        <w:rPr>
-          <w:i/>
-          <w:iCs/>
-        </w:rPr>
-        <w:t>arXiv</w:t>
-      </w:r>
-      <w:r>
-        <w:t>, 2025</w:t>
+        <w:t xml:space="preserve">Rackauckas, C., et al. (2024). RAGEC: A Framework for Error Classification in Retrieval-Augmented Generation Systems. *(출처 정보 확인 필요—source pack 원문 서지 정보로 교체 필요)*</w:t>
       </w:r>
     </w:p>
   </w:footnote>
   <w:footnote w:id="7">
     <w:p>
       <w:pPr>
-        <w:pStyle w:val="a7"/>
-      </w:pPr>
-      <w:r>
-        <w:rPr>
-          <w:rStyle w:val="a6"/>
+        <w:pStyle w:val="footnote text"/>
+      </w:pPr>
+      <w:r>
+        <w:rPr>
+          <w:rStyle w:val="footnote reference"/>
         </w:rPr>
         <w:footnoteRef/>
       </w:r>
@@ -4147,28 +4090,18 @@
         <w:t xml:space="preserve"> </w:t>
       </w:r>
       <w:r>
-        <w:t>Atil, B., et al. "Nondeterminism in Large Language Models: A Study of Temperature and Sampling." </w:t>
-      </w:r>
-      <w:r>
-        <w:rPr>
-          <w:i/>
-          <w:iCs/>
-        </w:rPr>
-        <w:t>arXiv</w:t>
-      </w:r>
-      <w:r>
-        <w:t>, 2024. </w:t>
+        <w:t xml:space="preserve">IBM. (2023). What is retrieval-augmented generation? *IBM Research Blog*. https://research.ibm.com/blog/retrieval-augmented-generation-RAG</w:t>
       </w:r>
     </w:p>
   </w:footnote>
   <w:footnote w:id="8">
     <w:p>
       <w:pPr>
-        <w:pStyle w:val="a7"/>
-      </w:pPr>
-      <w:r>
-        <w:rPr>
-          <w:rStyle w:val="a6"/>
+        <w:pStyle w:val="footnote text"/>
+      </w:pPr>
+      <w:r>
+        <w:rPr>
+          <w:rStyle w:val="footnote reference"/>
         </w:rPr>
         <w:footnoteRef/>
       </w:r>
@@ -4176,28 +4109,18 @@
         <w:t xml:space="preserve"> </w:t>
       </w:r>
       <w:r>
-        <w:t>O'Reilly Radar. </w:t>
-      </w:r>
-      <w:r>
-        <w:rPr>
-          <w:i/>
-          <w:iCs/>
-        </w:rPr>
-        <w:t>AI Trends Report 2026</w:t>
-      </w:r>
-      <w:r>
-        <w:t>. 2026</w:t>
+        <w:t xml:space="preserve">Gao, Y., et al. (2024). Modular RAG: Transforming RAG Systems into LEGO-like Reconfigurable Frameworks. *arXiv preprint arXiv:2407.21059*.</w:t>
       </w:r>
     </w:p>
   </w:footnote>
   <w:footnote w:id="9">
     <w:p>
       <w:pPr>
-        <w:pStyle w:val="a7"/>
-      </w:pPr>
-      <w:r>
-        <w:rPr>
-          <w:rStyle w:val="a6"/>
+        <w:pStyle w:val="footnote text"/>
+      </w:pPr>
+      <w:r>
+        <w:rPr>
+          <w:rStyle w:val="footnote reference"/>
         </w:rPr>
         <w:footnoteRef/>
       </w:r>
@@ -4205,28 +4128,18 @@
         <w:t xml:space="preserve"> </w:t>
       </w:r>
       <w:r>
-        <w:t>Sculley, D., et al. "Hidden Technical Debt in Machine Learning Systems." </w:t>
-      </w:r>
-      <w:r>
-        <w:rPr>
-          <w:i/>
-          <w:iCs/>
-        </w:rPr>
-        <w:t>Advances in Neural Information Processing Systems (NeurIPS)</w:t>
-      </w:r>
-      <w:r>
-        <w:t>, 2015</w:t>
+        <w:t xml:space="preserve">Es, S., James, J., Espinosa-Anke, L., &amp; Schockaert, S. (2023). RAGAS: Automated Evaluation of Retrieval Augmented Generation. *arXiv preprint arXiv:2309.15217*.</w:t>
       </w:r>
     </w:p>
   </w:footnote>
   <w:footnote w:id="10">
     <w:p>
       <w:pPr>
-        <w:pStyle w:val="a7"/>
-      </w:pPr>
-      <w:r>
-        <w:rPr>
-          <w:rStyle w:val="a6"/>
+        <w:pStyle w:val="footnote text"/>
+      </w:pPr>
+      <w:r>
+        <w:rPr>
+          <w:rStyle w:val="footnote reference"/>
         </w:rPr>
         <w:footnoteRef/>
       </w:r>
@@ -4234,240 +4147,11 @@
         <w:t xml:space="preserve"> </w:t>
       </w:r>
       <w:r>
-        <w:t>Fowler, M. et al. "Patterns for Building LLM-based Systems &amp; Products." </w:t>
-      </w:r>
-      <w:r>
-        <w:rPr>
-          <w:i/>
-          <w:iCs/>
-        </w:rPr>
-        <w:t>martinfowler.com</w:t>
-      </w:r>
-      <w:r>
-        <w:t>, 2024.</w:t>
+        <w:t xml:space="preserve">Asai, A., Wu, Z., Wang, Y., Sil, A., &amp; Hajishirzi, H. (2023). Self-RAG: Learning to Retrieve, Generate, and Critique through Self-Reflection. *arXiv preprint arXiv:2310.11511*. (ICLR 2024 Oral)</w:t>
       </w:r>
     </w:p>
   </w:footnote>
   <w:footnote w:id="11">
-    <w:p>
-      <w:pPr>
-        <w:pStyle w:val="a7"/>
-      </w:pPr>
-      <w:r>
-        <w:rPr>
-          <w:rStyle w:val="a6"/>
-        </w:rPr>
-        <w:footnoteRef/>
-      </w:r>
-      <w:r>
-        <w:t xml:space="preserve"> </w:t>
-      </w:r>
-      <w:r>
-        <w:t> ZenML. </w:t>
-      </w:r>
-      <w:r>
-        <w:rPr>
-          <w:i/>
-          <w:iCs/>
-        </w:rPr>
-        <w:t>The State of AI Engineering 2024: Analysis of 1,200+ Deployments</w:t>
-      </w:r>
-      <w:r>
-        <w:t>. 2024. </w:t>
-      </w:r>
-    </w:p>
-  </w:footnote>
-  <w:footnote w:id="12">
-    <w:p>
-      <w:pPr>
-        <w:pStyle w:val="footnote text"/>
-      </w:pPr>
-      <w:r>
-        <w:rPr>
-          <w:rStyle w:val="footnote reference"/>
-        </w:rPr>
-        <w:footnoteRef/>
-      </w:r>
-      <w:r>
-        <w:t xml:space="preserve"> </w:t>
-      </w:r>
-      <w:r>
-        <w:t xml:space="preserve">Lewis, P., Perez, E., Piktus, A., Petroni, F., Karpukhin, V., Goyal, N., ... &amp; Kiela, D. (2020). Retrieval-Augmented Generation for Knowledge-Intensive NLP Tasks. *Advances in Neural Information Processing Systems (NeurIPS)*, 33, 9459–9474.</w:t>
-      </w:r>
-    </w:p>
-  </w:footnote>
-  <w:footnote w:id="13">
-    <w:p>
-      <w:pPr>
-        <w:pStyle w:val="footnote text"/>
-      </w:pPr>
-      <w:r>
-        <w:rPr>
-          <w:rStyle w:val="footnote reference"/>
-        </w:rPr>
-        <w:footnoteRef/>
-      </w:r>
-      <w:r>
-        <w:t xml:space="preserve"> </w:t>
-      </w:r>
-      <w:r>
-        <w:t xml:space="preserve">Huang, L., Yu, W., Ma, W., Zhong, W., Feng, Z., Wang, H., ... &amp; Liu, T. (2023). A Survey on Hallucination in Large Language Models: Principles, Taxonomy, Challenges, and Open Questions. *arXiv preprint arXiv:2311.05232*.</w:t>
-      </w:r>
-    </w:p>
-  </w:footnote>
-  <w:footnote w:id="14">
-    <w:p>
-      <w:pPr>
-        <w:pStyle w:val="footnote text"/>
-      </w:pPr>
-      <w:r>
-        <w:rPr>
-          <w:rStyle w:val="footnote reference"/>
-        </w:rPr>
-        <w:footnoteRef/>
-      </w:r>
-      <w:r>
-        <w:t xml:space="preserve"> </w:t>
-      </w:r>
-      <w:r>
-        <w:t xml:space="preserve">Shi, W., Min, S., Yasunaga, M., Seo, M., James, R., Lewis, M., ... &amp; Zettlemoyer, L. (2023). REPLUG: Retrieval-Augmented Language Model Pre-Training. *arXiv preprint arXiv:2301.12652*. (검색 실패 시 생성 환각이 연쇄적으로 발생하는 구조에 관한 분석을 포함한다.)</w:t>
-      </w:r>
-    </w:p>
-  </w:footnote>
-  <w:footnote w:id="15">
-    <w:p>
-      <w:pPr>
-        <w:pStyle w:val="footnote text"/>
-      </w:pPr>
-      <w:r>
-        <w:rPr>
-          <w:rStyle w:val="footnote reference"/>
-        </w:rPr>
-        <w:footnoteRef/>
-      </w:r>
-      <w:r>
-        <w:t xml:space="preserve"> </w:t>
-      </w:r>
-      <w:r>
-        <w:t xml:space="preserve">Barnett, S., Kurniawan, S., Thudumu, S., Brannelly, Z., &amp; Abdelrazek, M. (2024). Seven Failure Points When Engineering a Retrieval Augmented Generation System. *arXiv preprint arXiv:2401.05856*.</w:t>
-      </w:r>
-    </w:p>
-  </w:footnote>
-  <w:footnote w:id="16">
-    <w:p>
-      <w:pPr>
-        <w:pStyle w:val="footnote text"/>
-      </w:pPr>
-      <w:r>
-        <w:rPr>
-          <w:rStyle w:val="footnote reference"/>
-        </w:rPr>
-        <w:footnoteRef/>
-      </w:r>
-      <w:r>
-        <w:t xml:space="preserve"> </w:t>
-      </w:r>
-      <w:r>
-        <w:t xml:space="preserve">Gao, Y., Xiong, Y., Gao, X., Jia, K., Pan, J., Bi, Y., Dai, Y., Sun, J., Wang, M., &amp; Wang, H. (2024). Retrieval-Augmented Generation for Large Language Models: A Survey. *arXiv preprint arXiv:2312.10997*.</w:t>
-      </w:r>
-    </w:p>
-  </w:footnote>
-  <w:footnote w:id="17">
-    <w:p>
-      <w:pPr>
-        <w:pStyle w:val="footnote text"/>
-      </w:pPr>
-      <w:r>
-        <w:rPr>
-          <w:rStyle w:val="footnote reference"/>
-        </w:rPr>
-        <w:footnoteRef/>
-      </w:r>
-      <w:r>
-        <w:t xml:space="preserve"> </w:t>
-      </w:r>
-      <w:r>
-        <w:t xml:space="preserve">Rackauckas, C., et al. (2024). RAGEC: A Framework for Error Classification in Retrieval-Augmented Generation Systems. *(출처 정보 확인 필요—source pack 원문 서지 정보로 교체 필요)*</w:t>
-      </w:r>
-    </w:p>
-  </w:footnote>
-  <w:footnote w:id="18">
-    <w:p>
-      <w:pPr>
-        <w:pStyle w:val="footnote text"/>
-      </w:pPr>
-      <w:r>
-        <w:rPr>
-          <w:rStyle w:val="footnote reference"/>
-        </w:rPr>
-        <w:footnoteRef/>
-      </w:r>
-      <w:r>
-        <w:t xml:space="preserve"> </w:t>
-      </w:r>
-      <w:r>
-        <w:t xml:space="preserve">IBM. (2023). What is retrieval-augmented generation? *IBM Research Blog*. https://research.ibm.com/blog/retrieval-augmented-generation-RAG</w:t>
-      </w:r>
-    </w:p>
-  </w:footnote>
-  <w:footnote w:id="19">
-    <w:p>
-      <w:pPr>
-        <w:pStyle w:val="footnote text"/>
-      </w:pPr>
-      <w:r>
-        <w:rPr>
-          <w:rStyle w:val="footnote reference"/>
-        </w:rPr>
-        <w:footnoteRef/>
-      </w:r>
-      <w:r>
-        <w:t xml:space="preserve"> </w:t>
-      </w:r>
-      <w:r>
-        <w:t xml:space="preserve">Gao, Y., et al. (2024). Modular RAG: Transforming RAG Systems into LEGO-like Reconfigurable Frameworks. *arXiv preprint arXiv:2407.21059*.</w:t>
-      </w:r>
-    </w:p>
-  </w:footnote>
-  <w:footnote w:id="20">
-    <w:p>
-      <w:pPr>
-        <w:pStyle w:val="footnote text"/>
-      </w:pPr>
-      <w:r>
-        <w:rPr>
-          <w:rStyle w:val="footnote reference"/>
-        </w:rPr>
-        <w:footnoteRef/>
-      </w:r>
-      <w:r>
-        <w:t xml:space="preserve"> </w:t>
-      </w:r>
-      <w:r>
-        <w:t xml:space="preserve">Es, S., James, J., Espinosa-Anke, L., &amp; Schockaert, S. (2023). RAGAS: Automated Evaluation of Retrieval Augmented Generation. *arXiv preprint arXiv:2309.15217*.</w:t>
-      </w:r>
-    </w:p>
-  </w:footnote>
-  <w:footnote w:id="21">
-    <w:p>
-      <w:pPr>
-        <w:pStyle w:val="footnote text"/>
-      </w:pPr>
-      <w:r>
-        <w:rPr>
-          <w:rStyle w:val="footnote reference"/>
-        </w:rPr>
-        <w:footnoteRef/>
-      </w:r>
-      <w:r>
-        <w:t xml:space="preserve"> </w:t>
-      </w:r>
-      <w:r>
-        <w:t xml:space="preserve">Asai, A., Wu, Z., Wang, Y., Sil, A., &amp; Hajishirzi, H. (2023). Self-RAG: Learning to Retrieve, Generate, and Critique through Self-Reflection. *arXiv preprint arXiv:2310.11511*. (ICLR 2024 Oral)</w:t>
-      </w:r>
-    </w:p>
-  </w:footnote>
-  <w:footnote w:id="22">
     <w:p>
       <w:pPr>
         <w:pStyle w:val="footnote text"/>

--- a/export/ch05_draft_v2.docx
+++ b/export/ch05_draft_v2.docx
@@ -3976,7 +3976,7 @@
         <w:t xml:space="preserve"> </w:t>
       </w:r>
       <w:r>
-        <w:t xml:space="preserve">Lewis, P., Perez, E., Piktus, A., Petroni, F., Karpukhin, V., Goyal, N., ... &amp; Kiela, D. (2020). Retrieval-Augmented Generation for Knowledge-Intensive NLP Tasks. *Advances in Neural Information Processing Systems (NeurIPS)*, 33, 9459–9474.</w:t>
+        <w:t xml:space="preserve">Patrick Lewis, Ethan Perez, Aleksandra Piktus, Fabio Petroni, Vladimir Karpukhin, Naman Goyal, Heinrich Küttler, Mike Lewis, Wen-tau Yih, Tim Rocktäschel, Sebastian Riedel, Douwe Kiela. (2020). Retrieval-Augmented Generation for Knowledge-Intensive NLP Tasks. https://arxiv.org/abs/2005.11401</w:t>
       </w:r>
     </w:p>
   </w:footnote>
@@ -3995,7 +3995,7 @@
         <w:t xml:space="preserve"> </w:t>
       </w:r>
       <w:r>
-        <w:t xml:space="preserve">Huang, L., Yu, W., Ma, W., Zhong, W., Feng, Z., Wang, H., ... &amp; Liu, T. (2023). A Survey on Hallucination in Large Language Models: Principles, Taxonomy, Challenges, and Open Questions. *arXiv preprint arXiv:2311.05232*.</w:t>
+        <w:t xml:space="preserve">Lei Huang, Weijiang Yu, Weitao Ma, Weihong Zhong, Zhangyin Feng, Haotian Wang, Qianglong Chen, Weihua Peng, Xiaocheng Feng, Bing Qin, Ting Liu. (2024). A Survey on Hallucination in Large Language Models: Principles, Taxonomy, Challenges, and Open Questions. https://dl.acm.org/doi/10.1145/3703155</w:t>
       </w:r>
     </w:p>
   </w:footnote>
@@ -4014,7 +4014,7 @@
         <w:t xml:space="preserve"> </w:t>
       </w:r>
       <w:r>
-        <w:t xml:space="preserve">Shi, W., Min, S., Yasunaga, M., Seo, M., James, R., Lewis, M., ... &amp; Zettlemoyer, L. (2023). REPLUG: Retrieval-Augmented Language Model Pre-Training. *arXiv preprint arXiv:2301.12652*. (검색 실패 시 생성 환각이 연쇄적으로 발생하는 구조에 관한 분석을 포함한다.)</w:t>
+        <w:t xml:space="preserve">(MDPI Mathematics 저자진). (2025). Hallucination Mitigation for Retrieval-Augmented Large Language Models: A Review. https://www.mdpi.com/2227-7390/13/5/856</w:t>
       </w:r>
     </w:p>
   </w:footnote>
@@ -4033,7 +4033,7 @@
         <w:t xml:space="preserve"> </w:t>
       </w:r>
       <w:r>
-        <w:t xml:space="preserve">Barnett, S., Kurniawan, S., Thudumu, S., Brannelly, Z., &amp; Abdelrazek, M. (2024). Seven Failure Points When Engineering a Retrieval Augmented Generation System. *arXiv preprint arXiv:2401.05856*.</w:t>
+        <w:t xml:space="preserve">Scott Barnett, Stefanus Kurniawan, Srikanth Thudumu, Zach Brannelly, Mohamed Abdelrazek. (2024). Seven Failure Points When Engineering a Retrieval Augmented Generation System. https://arxiv.org/abs/2401.05856</w:t>
       </w:r>
     </w:p>
   </w:footnote>
@@ -4052,7 +4052,7 @@
         <w:t xml:space="preserve"> </w:t>
       </w:r>
       <w:r>
-        <w:t xml:space="preserve">Gao, Y., Xiong, Y., Gao, X., Jia, K., Pan, J., Bi, Y., Dai, Y., Sun, J., Wang, M., &amp; Wang, H. (2024). Retrieval-Augmented Generation for Large Language Models: A Survey. *arXiv preprint arXiv:2312.10997*.</w:t>
+        <w:t xml:space="preserve">Yunfan Gao, Yun Xiong, Xinyu Gao, Kangxiang Jia, Jinliu Pan, Yuxi Bi, Yi Dai, Jiawei Sun, Meng Wang, Haofen Wang. (2024). Retrieval-Augmented Generation for Large Language Models: A Survey. https://arxiv.org/abs/2312.10997</w:t>
       </w:r>
     </w:p>
   </w:footnote>
@@ -4071,7 +4071,7 @@
         <w:t xml:space="preserve"> </w:t>
       </w:r>
       <w:r>
-        <w:t xml:space="preserve">Rackauckas, C., et al. (2024). RAGEC: A Framework for Error Classification in Retrieval-Augmented Generation Systems. *(출처 정보 확인 필요—source pack 원문 서지 정보로 교체 필요)*</w:t>
+        <w:t xml:space="preserve">(arXiv 2510.13975 저자진). (2025). Classifying and Addressing the Diversity of Errors in Retrieval-Augmented Generation Systems. https://arxiv.org/abs/2510.13975</w:t>
       </w:r>
     </w:p>
   </w:footnote>
@@ -4090,7 +4090,7 @@
         <w:t xml:space="preserve"> </w:t>
       </w:r>
       <w:r>
-        <w:t xml:space="preserve">IBM. (2023). What is retrieval-augmented generation? *IBM Research Blog*. https://research.ibm.com/blog/retrieval-augmented-generation-RAG</w:t>
+        <w:t xml:space="preserve">IBM Think Architecture Team. (2023). Retrieval Augmented Generation (RAG) — Architecture Pattern. https://www.ibm.com/think/architectures/patterns/genai-rag</w:t>
       </w:r>
     </w:p>
   </w:footnote>
@@ -4109,7 +4109,7 @@
         <w:t xml:space="preserve"> </w:t>
       </w:r>
       <w:r>
-        <w:t xml:space="preserve">Gao, Y., et al. (2024). Modular RAG: Transforming RAG Systems into LEGO-like Reconfigurable Frameworks. *arXiv preprint arXiv:2407.21059*.</w:t>
+        <w:t xml:space="preserve">Yunfan Gao, Yun Xiong, Meng Wang, Haofen Wang. (2024). Modular RAG: Transforming RAG Systems into LEGO-like Reconfigurable Frameworks. https://arxiv.org/abs/2407.21059</w:t>
       </w:r>
     </w:p>
   </w:footnote>
@@ -4128,7 +4128,7 @@
         <w:t xml:space="preserve"> </w:t>
       </w:r>
       <w:r>
-        <w:t xml:space="preserve">Es, S., James, J., Espinosa-Anke, L., &amp; Schockaert, S. (2023). RAGAS: Automated Evaluation of Retrieval Augmented Generation. *arXiv preprint arXiv:2309.15217*.</w:t>
+        <w:t xml:space="preserve">Shahul Es, Jithin James, Luis Espinosa-Anke, Steven Schockaert. (2023). RAGAS: Automated Evaluation of Retrieval Augmented Generation. https://arxiv.org/abs/2309.15217</w:t>
       </w:r>
     </w:p>
   </w:footnote>
@@ -4147,7 +4147,7 @@
         <w:t xml:space="preserve"> </w:t>
       </w:r>
       <w:r>
-        <w:t xml:space="preserve">Asai, A., Wu, Z., Wang, Y., Sil, A., &amp; Hajishirzi, H. (2023). Self-RAG: Learning to Retrieve, Generate, and Critique through Self-Reflection. *arXiv preprint arXiv:2310.11511*. (ICLR 2024 Oral)</w:t>
+        <w:t xml:space="preserve">Akari Asai, Zeqiu Wu, Yizhong Wang, Avirup Sil, Hannaneh Hajishirzi. (2023). Self-RAG: Learning to Retrieve, Generate, and Critique through Self-Reflection. https://arxiv.org/abs/2310.11511</w:t>
       </w:r>
     </w:p>
   </w:footnote>
@@ -4166,7 +4166,7 @@
         <w:t xml:space="preserve"> </w:t>
       </w:r>
       <w:r>
-        <w:t xml:space="preserve">Shuster, K., Poff, S., Chen, M., Kiela, D., &amp; Weston, J. (2021). Retrieval Augmentation Reduces Hallucination in Conversation. *arXiv preprint arXiv:2104.07567*.</w:t>
+        <w:t xml:space="preserve">Chaitanya Sharma, 외 다수. (2025). Retrieval-Augmented Generation: A Comprehensive Survey of Architectures, Enhancements, and Robustness Frontiers. https://arxiv.org/abs/2506.00054</w:t>
       </w:r>
     </w:p>
   </w:footnote>
